--- a/Hoja3 Ejercicios.docx
+++ b/Hoja3 Ejercicios.docx
@@ -1,6 +1,6 @@
 
 <file path=word/document.xml><?xml version="1.0" encoding="utf-8"?>
-<w:document xmlns:wpc="http://schemas.microsoft.com/office/word/2010/wordprocessingCanvas" xmlns:cx="http://schemas.microsoft.com/office/drawing/2014/chartex" xmlns:cx1="http://schemas.microsoft.com/office/drawing/2015/9/8/chartex" xmlns:cx2="http://schemas.microsoft.com/office/drawing/2015/10/21/chartex" xmlns:cx3="http://schemas.microsoft.com/office/drawing/2016/5/9/chartex" xmlns:cx4="http://schemas.microsoft.com/office/drawing/2016/5/10/chartex" xmlns:cx5="http://schemas.microsoft.com/office/drawing/2016/5/11/chartex" xmlns:cx6="http://schemas.microsoft.com/office/drawing/2016/5/12/chartex" xmlns:cx7="http://schemas.microsoft.com/office/drawing/2016/5/13/chartex" xmlns:cx8="http://schemas.microsoft.com/office/drawing/2016/5/14/chartex" xmlns:mc="http://schemas.openxmlformats.org/markup-compatibility/2006" xmlns:aink="http://schemas.microsoft.com/office/drawing/2016/ink" xmlns:am3d="http://schemas.microsoft.com/office/drawing/2017/model3d" xmlns:o="urn:schemas-microsoft-com:office:office" xmlns:oel="http://schemas.microsoft.com/office/2019/extlst" xmlns:r="http://schemas.openxmlformats.org/officeDocument/2006/relationships" xmlns:m="http://schemas.openxmlformats.org/officeDocument/2006/math" xmlns:v="urn:schemas-microsoft-com:vml" xmlns:wp14="http://schemas.microsoft.com/office/word/2010/wordprocessingDrawing" xmlns:wp="http://schemas.openxmlformats.org/drawingml/2006/wordprocessingDrawing" xmlns:w10="urn:schemas-microsoft-com:office:word" xmlns:w="http://schemas.openxmlformats.org/wordprocessingml/2006/main" xmlns:w14="http://schemas.microsoft.com/office/word/2010/wordml" xmlns:w15="http://schemas.microsoft.com/office/word/2012/wordml" xmlns:w16cex="http://schemas.microsoft.com/office/word/2018/wordml/cex" xmlns:w16cid="http://schemas.microsoft.com/office/word/2016/wordml/cid" xmlns:w16="http://schemas.microsoft.com/office/word/2018/wordml" xmlns:w16du="http://schemas.microsoft.com/office/word/2023/wordml/word16du" xmlns:w16sdtdh="http://schemas.microsoft.com/office/word/2020/wordml/sdtdatahash" xmlns:w16se="http://schemas.microsoft.com/office/word/2015/wordml/symex" xmlns:wpg="http://schemas.microsoft.com/office/word/2010/wordprocessingGroup" xmlns:wpi="http://schemas.microsoft.com/office/word/2010/wordprocessingInk" xmlns:wne="http://schemas.microsoft.com/office/word/2006/wordml" xmlns:wps="http://schemas.microsoft.com/office/word/2010/wordprocessingShape" mc:Ignorable="w14 w15 w16se w16cid w16 w16cex w16sdtdh w16du wp14">
+<w:document xmlns:ve="http://schemas.openxmlformats.org/markup-compatibility/2006" xmlns:o="urn:schemas-microsoft-com:office:office" xmlns:r="http://schemas.openxmlformats.org/officeDocument/2006/relationships" xmlns:m="http://schemas.openxmlformats.org/officeDocument/2006/math" xmlns:v="urn:schemas-microsoft-com:vml" xmlns:wp="http://schemas.openxmlformats.org/drawingml/2006/wordprocessingDrawing" xmlns:w10="urn:schemas-microsoft-com:office:word" xmlns:w="http://schemas.openxmlformats.org/wordprocessingml/2006/main" xmlns:wne="http://schemas.microsoft.com/office/word/2006/wordml">
   <w:body>
     <w:p>
       <w:pPr>
@@ -41,30 +41,25 @@
         </w:rPr>
         <w:t>Deportes de riesgo</w:t>
       </w:r>
-      <w:r>
-        <w:rPr>
-          <w:b/>
-          <w:bCs/>
-        </w:rPr>
-        <w:t xml:space="preserve">    </w:t>
-      </w:r>
-    </w:p>
-    <w:p>
-      <w:pPr>
-        <w:pStyle w:val="Prrafodelista"/>
-        <w:ind w:left="1440"/>
-        <w:rPr>
-          <w:b/>
-          <w:bCs/>
-        </w:rPr>
-      </w:pPr>
-      <w:r>
-        <w:rPr>
-          <w:b/>
-          <w:bCs/>
+    </w:p>
+    <w:p>
+      <w:pPr>
+        <w:pStyle w:val="Prrafodelista"/>
+        <w:ind w:left="1440"/>
+        <w:rPr>
+          <w:b/>
+          <w:bCs/>
+        </w:rPr>
+      </w:pPr>
+      <w:r>
+        <w:rPr>
+          <w:b/>
+          <w:bCs/>
+          <w:noProof/>
+          <w:lang w:eastAsia="es-ES"/>
         </w:rPr>
         <w:drawing>
-          <wp:inline distT="0" distB="0" distL="0" distR="0" wp14:anchorId="696F6C8D" wp14:editId="751C2C38">
+          <wp:inline distT="0" distB="0" distL="0" distR="0">
             <wp:extent cx="1543050" cy="610311"/>
             <wp:effectExtent l="0" t="0" r="0" b="0"/>
             <wp:docPr id="1782491793" name="Imagen 1" descr="Un dibujo de un perro&#10;&#10;Descripción generada automáticamente con confianza media"/>
@@ -121,7 +116,10 @@
         <w:ind w:left="1440"/>
       </w:pPr>
       <w:r>
-        <w:t>Ejemplos:</w:t>
+        <w:t>Ejemplo</w:t>
+      </w:r>
+      <w:r>
+        <w:t>:</w:t>
       </w:r>
     </w:p>
     <w:p>
@@ -132,9 +130,10 @@
       <w:r>
         <w:rPr>
           <w:noProof/>
+          <w:lang w:eastAsia="es-ES"/>
         </w:rPr>
         <w:drawing>
-          <wp:inline distT="0" distB="0" distL="0" distR="0" wp14:anchorId="11A0308D" wp14:editId="0011BCA7">
+          <wp:inline distT="0" distB="0" distL="0" distR="0">
             <wp:extent cx="1724025" cy="859782"/>
             <wp:effectExtent l="0" t="0" r="0" b="0"/>
             <wp:docPr id="838928007" name="Imagen 1" descr="Forum Sport abre una nueva tienda en Santander - Material Deportivo"/>
@@ -154,7 +153,7 @@
                     <a:blip r:embed="rId6" cstate="print">
                       <a:extLst>
                         <a:ext uri="{28A0092B-C50C-407E-A947-70E740481C1C}">
-                          <a14:useLocalDpi xmlns:a14="http://schemas.microsoft.com/office/drawing/2010/main" val="0"/>
+                          <a14:useLocalDpi xmlns:a14="http://schemas.microsoft.com/office/drawing/2010/main" xmlns:wps="http://schemas.microsoft.com/office/word/2010/wordprocessingShape" xmlns:wpi="http://schemas.microsoft.com/office/word/2010/wordprocessingInk" xmlns:wpg="http://schemas.microsoft.com/office/word/2010/wordprocessingGroup" xmlns:w16se="http://schemas.microsoft.com/office/word/2015/wordml/symex" xmlns:w16sdtdh="http://schemas.microsoft.com/office/word/2020/wordml/sdtdatahash" xmlns:w16du="http://schemas.microsoft.com/office/word/2023/wordml/word16du" xmlns:w16="http://schemas.microsoft.com/office/word/2018/wordml" xmlns:w16cid="http://schemas.microsoft.com/office/word/2016/wordml/cid" xmlns:w16cex="http://schemas.microsoft.com/office/word/2018/wordml/cex" xmlns:w15="http://schemas.microsoft.com/office/word/2012/wordml" xmlns:w14="http://schemas.microsoft.com/office/word/2010/wordml" xmlns:w="http://schemas.openxmlformats.org/wordprocessingml/2006/main" xmlns:w10="urn:schemas-microsoft-com:office:word" xmlns:wp14="http://schemas.microsoft.com/office/word/2010/wordprocessingDrawing" xmlns:v="urn:schemas-microsoft-com:vml" xmlns:oel="http://schemas.microsoft.com/office/2019/extlst" xmlns:o="urn:schemas-microsoft-com:office:office" xmlns:am3d="http://schemas.microsoft.com/office/drawing/2017/model3d" xmlns:aink="http://schemas.microsoft.com/office/drawing/2016/ink" xmlns:mc="http://schemas.openxmlformats.org/markup-compatibility/2006" xmlns:cx8="http://schemas.microsoft.com/office/drawing/2016/5/14/chartex" xmlns:cx7="http://schemas.microsoft.com/office/drawing/2016/5/13/chartex" xmlns:cx6="http://schemas.microsoft.com/office/drawing/2016/5/12/chartex" xmlns:cx5="http://schemas.microsoft.com/office/drawing/2016/5/11/chartex" xmlns:cx4="http://schemas.microsoft.com/office/drawing/2016/5/10/chartex" xmlns:cx3="http://schemas.microsoft.com/office/drawing/2016/5/9/chartex" xmlns:cx2="http://schemas.microsoft.com/office/drawing/2015/10/21/chartex" xmlns:cx1="http://schemas.microsoft.com/office/drawing/2015/9/8/chartex" xmlns:cx="http://schemas.microsoft.com/office/drawing/2014/chartex" xmlns:wpc="http://schemas.microsoft.com/office/word/2010/wordprocessingCanvas" xmlns="" val="0"/>
                         </a:ext>
                       </a:extLst>
                     </a:blip>
@@ -222,9 +221,11 @@
         <w:rPr>
           <w:b/>
           <w:bCs/>
+          <w:noProof/>
+          <w:lang w:eastAsia="es-ES"/>
         </w:rPr>
         <w:drawing>
-          <wp:inline distT="0" distB="0" distL="0" distR="0" wp14:anchorId="28D175EA" wp14:editId="47D554EF">
+          <wp:inline distT="0" distB="0" distL="0" distR="0">
             <wp:extent cx="1724025" cy="605382"/>
             <wp:effectExtent l="0" t="0" r="0" b="4445"/>
             <wp:docPr id="724072541" name="Imagen 1"/>
@@ -291,7 +292,10 @@
         <w:ind w:left="1440"/>
       </w:pPr>
       <w:r>
-        <w:t xml:space="preserve">Ejemplos: </w:t>
+        <w:t>Ejemplo</w:t>
+      </w:r>
+      <w:r>
+        <w:t xml:space="preserve">: </w:t>
       </w:r>
     </w:p>
     <w:p>
@@ -302,9 +306,10 @@
       <w:r>
         <w:rPr>
           <w:noProof/>
+          <w:lang w:eastAsia="es-ES"/>
         </w:rPr>
         <w:drawing>
-          <wp:inline distT="0" distB="0" distL="0" distR="0" wp14:anchorId="21468BCB" wp14:editId="2689FB05">
+          <wp:inline distT="0" distB="0" distL="0" distR="0">
             <wp:extent cx="1771869" cy="1066800"/>
             <wp:effectExtent l="0" t="0" r="0" b="0"/>
             <wp:docPr id="525780983" name="Imagen 2" descr="Leroy Merlin - Wikipedia, la enciclopedia libre"/>
@@ -324,7 +329,7 @@
                     <a:blip r:embed="rId8">
                       <a:extLst>
                         <a:ext uri="{28A0092B-C50C-407E-A947-70E740481C1C}">
-                          <a14:useLocalDpi xmlns:a14="http://schemas.microsoft.com/office/drawing/2010/main" val="0"/>
+                          <a14:useLocalDpi xmlns:a14="http://schemas.microsoft.com/office/drawing/2010/main" xmlns:wps="http://schemas.microsoft.com/office/word/2010/wordprocessingShape" xmlns:wpi="http://schemas.microsoft.com/office/word/2010/wordprocessingInk" xmlns:wpg="http://schemas.microsoft.com/office/word/2010/wordprocessingGroup" xmlns:w16se="http://schemas.microsoft.com/office/word/2015/wordml/symex" xmlns:w16sdtdh="http://schemas.microsoft.com/office/word/2020/wordml/sdtdatahash" xmlns:w16du="http://schemas.microsoft.com/office/word/2023/wordml/word16du" xmlns:w16="http://schemas.microsoft.com/office/word/2018/wordml" xmlns:w16cid="http://schemas.microsoft.com/office/word/2016/wordml/cid" xmlns:w16cex="http://schemas.microsoft.com/office/word/2018/wordml/cex" xmlns:w15="http://schemas.microsoft.com/office/word/2012/wordml" xmlns:w14="http://schemas.microsoft.com/office/word/2010/wordml" xmlns:w="http://schemas.openxmlformats.org/wordprocessingml/2006/main" xmlns:w10="urn:schemas-microsoft-com:office:word" xmlns:wp14="http://schemas.microsoft.com/office/word/2010/wordprocessingDrawing" xmlns:v="urn:schemas-microsoft-com:vml" xmlns:oel="http://schemas.microsoft.com/office/2019/extlst" xmlns:o="urn:schemas-microsoft-com:office:office" xmlns:am3d="http://schemas.microsoft.com/office/drawing/2017/model3d" xmlns:aink="http://schemas.microsoft.com/office/drawing/2016/ink" xmlns:mc="http://schemas.openxmlformats.org/markup-compatibility/2006" xmlns:cx8="http://schemas.microsoft.com/office/drawing/2016/5/14/chartex" xmlns:cx7="http://schemas.microsoft.com/office/drawing/2016/5/13/chartex" xmlns:cx6="http://schemas.microsoft.com/office/drawing/2016/5/12/chartex" xmlns:cx5="http://schemas.microsoft.com/office/drawing/2016/5/11/chartex" xmlns:cx4="http://schemas.microsoft.com/office/drawing/2016/5/10/chartex" xmlns:cx3="http://schemas.microsoft.com/office/drawing/2016/5/9/chartex" xmlns:cx2="http://schemas.microsoft.com/office/drawing/2015/10/21/chartex" xmlns:cx1="http://schemas.microsoft.com/office/drawing/2015/9/8/chartex" xmlns:cx="http://schemas.microsoft.com/office/drawing/2014/chartex" xmlns:wpc="http://schemas.microsoft.com/office/word/2010/wordprocessingCanvas" xmlns="" val="0"/>
                         </a:ext>
                       </a:extLst>
                     </a:blip>
@@ -399,9 +404,11 @@
         <w:rPr>
           <w:b/>
           <w:bCs/>
+          <w:noProof/>
+          <w:lang w:eastAsia="es-ES"/>
         </w:rPr>
         <w:drawing>
-          <wp:inline distT="0" distB="0" distL="0" distR="0" wp14:anchorId="68B1D6E9" wp14:editId="7ED5C892">
+          <wp:inline distT="0" distB="0" distL="0" distR="0">
             <wp:extent cx="1524000" cy="599999"/>
             <wp:effectExtent l="0" t="0" r="0" b="0"/>
             <wp:docPr id="989114076" name="Imagen 1" descr="Un dibujo de una persona&#10;&#10;Descripción generada automáticamente con confianza baja"/>
@@ -471,6 +478,78 @@
     <w:p>
       <w:pPr>
         <w:pStyle w:val="Prrafodelista"/>
+        <w:ind w:left="1440"/>
+      </w:pPr>
+      <w:r>
+        <w:t>Ejemplo:</w:t>
+      </w:r>
+    </w:p>
+    <w:p>
+      <w:pPr>
+        <w:pStyle w:val="Prrafodelista"/>
+        <w:ind w:left="1440"/>
+      </w:pPr>
+      <w:r>
+        <w:rPr>
+          <w:noProof/>
+          <w:lang w:eastAsia="es-ES"/>
+        </w:rPr>
+        <w:drawing>
+          <wp:inline distT="0" distB="0" distL="0" distR="0">
+            <wp:extent cx="1377950" cy="1382051"/>
+            <wp:effectExtent l="19050" t="0" r="0" b="0"/>
+            <wp:docPr id="1" name="Imagen 1" descr="Rosa Pastel-Repostería Artesanal"/>
+            <wp:cNvGraphicFramePr>
+              <a:graphicFrameLocks xmlns:a="http://schemas.openxmlformats.org/drawingml/2006/main" noChangeAspect="1"/>
+            </wp:cNvGraphicFramePr>
+            <a:graphic xmlns:a="http://schemas.openxmlformats.org/drawingml/2006/main">
+              <a:graphicData uri="http://schemas.openxmlformats.org/drawingml/2006/picture">
+                <pic:pic xmlns:pic="http://schemas.openxmlformats.org/drawingml/2006/picture">
+                  <pic:nvPicPr>
+                    <pic:cNvPr id="0" name="Picture 1" descr="Rosa Pastel-Repostería Artesanal"/>
+                    <pic:cNvPicPr>
+                      <a:picLocks noChangeAspect="1" noChangeArrowheads="1"/>
+                    </pic:cNvPicPr>
+                  </pic:nvPicPr>
+                  <pic:blipFill>
+                    <a:blip r:embed="rId10"/>
+                    <a:srcRect/>
+                    <a:stretch>
+                      <a:fillRect/>
+                    </a:stretch>
+                  </pic:blipFill>
+                  <pic:spPr bwMode="auto">
+                    <a:xfrm>
+                      <a:off x="0" y="0"/>
+                      <a:ext cx="1381092" cy="1385202"/>
+                    </a:xfrm>
+                    <a:prstGeom prst="rect">
+                      <a:avLst/>
+                    </a:prstGeom>
+                    <a:noFill/>
+                    <a:ln w="9525">
+                      <a:noFill/>
+                      <a:miter lim="800000"/>
+                      <a:headEnd/>
+                      <a:tailEnd/>
+                    </a:ln>
+                  </pic:spPr>
+                </pic:pic>
+              </a:graphicData>
+            </a:graphic>
+          </wp:inline>
+        </w:drawing>
+      </w:r>
+    </w:p>
+    <w:p>
+      <w:pPr>
+        <w:pStyle w:val="Prrafodelista"/>
+        <w:ind w:left="1440"/>
+      </w:pPr>
+    </w:p>
+    <w:p>
+      <w:pPr>
+        <w:pStyle w:val="Prrafodelista"/>
         <w:numPr>
           <w:ilvl w:val="1"/>
           <w:numId w:val="1"/>
@@ -485,6 +564,7 @@
           <w:b/>
           <w:bCs/>
         </w:rPr>
+        <w:lastRenderedPageBreak/>
         <w:t>Informática</w:t>
       </w:r>
     </w:p>
@@ -501,9 +581,11 @@
         <w:rPr>
           <w:b/>
           <w:bCs/>
+          <w:noProof/>
+          <w:lang w:eastAsia="es-ES"/>
         </w:rPr>
         <w:drawing>
-          <wp:inline distT="0" distB="0" distL="0" distR="0" wp14:anchorId="6C9DE529" wp14:editId="3C38E83A">
+          <wp:inline distT="0" distB="0" distL="0" distR="0">
             <wp:extent cx="1543050" cy="584864"/>
             <wp:effectExtent l="0" t="0" r="0" b="5715"/>
             <wp:docPr id="569132366" name="Imagen 1"/>
@@ -518,7 +600,7 @@
                     <pic:cNvPicPr/>
                   </pic:nvPicPr>
                   <pic:blipFill>
-                    <a:blip r:embed="rId10"/>
+                    <a:blip r:embed="rId11"/>
                     <a:stretch>
                       <a:fillRect/>
                     </a:stretch>
@@ -570,8 +652,10 @@
         <w:ind w:left="1440"/>
       </w:pPr>
       <w:r>
-        <w:lastRenderedPageBreak/>
-        <w:t>Ejemplos:</w:t>
+        <w:t>Ejemplo</w:t>
+      </w:r>
+      <w:r>
+        <w:t>:</w:t>
       </w:r>
     </w:p>
     <w:p>
@@ -582,9 +666,10 @@
       <w:r>
         <w:rPr>
           <w:noProof/>
+          <w:lang w:eastAsia="es-ES"/>
         </w:rPr>
         <w:drawing>
-          <wp:inline distT="0" distB="0" distL="0" distR="0" wp14:anchorId="4E9B5B05" wp14:editId="13CED017">
+          <wp:inline distT="0" distB="0" distL="0" distR="0">
             <wp:extent cx="1323975" cy="1323975"/>
             <wp:effectExtent l="0" t="0" r="9525" b="9525"/>
             <wp:docPr id="506999896" name="Imagen 3" descr="Pantalla de computadora&#10;&#10;Descripción generada automáticamente con confianza baja"/>
@@ -601,10 +686,10 @@
                     </pic:cNvPicPr>
                   </pic:nvPicPr>
                   <pic:blipFill>
-                    <a:blip r:embed="rId11" cstate="print">
+                    <a:blip r:embed="rId12" cstate="print">
                       <a:extLst>
                         <a:ext uri="{28A0092B-C50C-407E-A947-70E740481C1C}">
-                          <a14:useLocalDpi xmlns:a14="http://schemas.microsoft.com/office/drawing/2010/main" val="0"/>
+                          <a14:useLocalDpi xmlns:a14="http://schemas.microsoft.com/office/drawing/2010/main" xmlns:wps="http://schemas.microsoft.com/office/word/2010/wordprocessingShape" xmlns:wpi="http://schemas.microsoft.com/office/word/2010/wordprocessingInk" xmlns:wpg="http://schemas.microsoft.com/office/word/2010/wordprocessingGroup" xmlns:w16se="http://schemas.microsoft.com/office/word/2015/wordml/symex" xmlns:w16sdtdh="http://schemas.microsoft.com/office/word/2020/wordml/sdtdatahash" xmlns:w16du="http://schemas.microsoft.com/office/word/2023/wordml/word16du" xmlns:w16="http://schemas.microsoft.com/office/word/2018/wordml" xmlns:w16cid="http://schemas.microsoft.com/office/word/2016/wordml/cid" xmlns:w16cex="http://schemas.microsoft.com/office/word/2018/wordml/cex" xmlns:w15="http://schemas.microsoft.com/office/word/2012/wordml" xmlns:w14="http://schemas.microsoft.com/office/word/2010/wordml" xmlns:w="http://schemas.openxmlformats.org/wordprocessingml/2006/main" xmlns:w10="urn:schemas-microsoft-com:office:word" xmlns:wp14="http://schemas.microsoft.com/office/word/2010/wordprocessingDrawing" xmlns:v="urn:schemas-microsoft-com:vml" xmlns:oel="http://schemas.microsoft.com/office/2019/extlst" xmlns:o="urn:schemas-microsoft-com:office:office" xmlns:am3d="http://schemas.microsoft.com/office/drawing/2017/model3d" xmlns:aink="http://schemas.microsoft.com/office/drawing/2016/ink" xmlns:mc="http://schemas.openxmlformats.org/markup-compatibility/2006" xmlns:cx8="http://schemas.microsoft.com/office/drawing/2016/5/14/chartex" xmlns:cx7="http://schemas.microsoft.com/office/drawing/2016/5/13/chartex" xmlns:cx6="http://schemas.microsoft.com/office/drawing/2016/5/12/chartex" xmlns:cx5="http://schemas.microsoft.com/office/drawing/2016/5/11/chartex" xmlns:cx4="http://schemas.microsoft.com/office/drawing/2016/5/10/chartex" xmlns:cx3="http://schemas.microsoft.com/office/drawing/2016/5/9/chartex" xmlns:cx2="http://schemas.microsoft.com/office/drawing/2015/10/21/chartex" xmlns:cx1="http://schemas.microsoft.com/office/drawing/2015/9/8/chartex" xmlns:cx="http://schemas.microsoft.com/office/drawing/2014/chartex" xmlns:wpc="http://schemas.microsoft.com/office/word/2010/wordprocessingCanvas" xmlns="" val="0"/>
                         </a:ext>
                       </a:extLst>
                     </a:blip>
@@ -679,9 +764,11 @@
         <w:rPr>
           <w:b/>
           <w:bCs/>
+          <w:noProof/>
+          <w:lang w:eastAsia="es-ES"/>
         </w:rPr>
         <w:drawing>
-          <wp:inline distT="0" distB="0" distL="0" distR="0" wp14:anchorId="56DE20E1" wp14:editId="76E222DF">
+          <wp:inline distT="0" distB="0" distL="0" distR="0">
             <wp:extent cx="1495425" cy="589107"/>
             <wp:effectExtent l="0" t="0" r="0" b="1905"/>
             <wp:docPr id="340627769" name="Imagen 1" descr="Un dibujo de una persona&#10;&#10;Descripción generada automáticamente con confianza baja"/>
@@ -696,7 +783,7 @@
                     <pic:cNvPicPr/>
                   </pic:nvPicPr>
                   <pic:blipFill>
-                    <a:blip r:embed="rId12"/>
+                    <a:blip r:embed="rId13"/>
                     <a:stretch>
                       <a:fillRect/>
                     </a:stretch>
@@ -731,8 +818,17 @@
         <w:pStyle w:val="Prrafodelista"/>
         <w:ind w:left="1440"/>
       </w:pPr>
-      <w:r>
-        <w:t>Gris: Asociado a la carretera</w:t>
+    </w:p>
+    <w:p>
+      <w:pPr>
+        <w:pStyle w:val="Prrafodelista"/>
+        <w:ind w:left="1440"/>
+        <w:rPr>
+          <w:u w:val="single"/>
+        </w:rPr>
+      </w:pPr>
+      <w:r>
+        <w:t>Ejemplo:</w:t>
       </w:r>
     </w:p>
     <w:p>
@@ -743,9 +839,10 @@
       <w:r>
         <w:rPr>
           <w:noProof/>
+          <w:lang w:eastAsia="es-ES"/>
         </w:rPr>
         <w:drawing>
-          <wp:inline distT="0" distB="0" distL="0" distR="0" wp14:anchorId="1A78A337" wp14:editId="064555F8">
+          <wp:inline distT="0" distB="0" distL="0" distR="0">
             <wp:extent cx="2857500" cy="962021"/>
             <wp:effectExtent l="0" t="0" r="0" b="0"/>
             <wp:docPr id="2083563618" name="Imagen 4" descr="417 en la categoría «Bridgestone logo» de imágenes, fotos de stock e  ilustraciones libres de regalías | Shutterstock"/>
@@ -762,10 +859,10 @@
                     </pic:cNvPicPr>
                   </pic:nvPicPr>
                   <pic:blipFill>
-                    <a:blip r:embed="rId13">
+                    <a:blip r:embed="rId14">
                       <a:extLst>
                         <a:ext uri="{28A0092B-C50C-407E-A947-70E740481C1C}">
-                          <a14:useLocalDpi xmlns:a14="http://schemas.microsoft.com/office/drawing/2010/main" val="0"/>
+                          <a14:useLocalDpi xmlns:a14="http://schemas.microsoft.com/office/drawing/2010/main" xmlns:wps="http://schemas.microsoft.com/office/word/2010/wordprocessingShape" xmlns:wpi="http://schemas.microsoft.com/office/word/2010/wordprocessingInk" xmlns:wpg="http://schemas.microsoft.com/office/word/2010/wordprocessingGroup" xmlns:w16se="http://schemas.microsoft.com/office/word/2015/wordml/symex" xmlns:w16sdtdh="http://schemas.microsoft.com/office/word/2020/wordml/sdtdatahash" xmlns:w16du="http://schemas.microsoft.com/office/word/2023/wordml/word16du" xmlns:w16="http://schemas.microsoft.com/office/word/2018/wordml" xmlns:w16cid="http://schemas.microsoft.com/office/word/2016/wordml/cid" xmlns:w16cex="http://schemas.microsoft.com/office/word/2018/wordml/cex" xmlns:w15="http://schemas.microsoft.com/office/word/2012/wordml" xmlns:w14="http://schemas.microsoft.com/office/word/2010/wordml" xmlns:w="http://schemas.openxmlformats.org/wordprocessingml/2006/main" xmlns:w10="urn:schemas-microsoft-com:office:word" xmlns:wp14="http://schemas.microsoft.com/office/word/2010/wordprocessingDrawing" xmlns:v="urn:schemas-microsoft-com:vml" xmlns:oel="http://schemas.microsoft.com/office/2019/extlst" xmlns:o="urn:schemas-microsoft-com:office:office" xmlns:am3d="http://schemas.microsoft.com/office/drawing/2017/model3d" xmlns:aink="http://schemas.microsoft.com/office/drawing/2016/ink" xmlns:mc="http://schemas.openxmlformats.org/markup-compatibility/2006" xmlns:cx8="http://schemas.microsoft.com/office/drawing/2016/5/14/chartex" xmlns:cx7="http://schemas.microsoft.com/office/drawing/2016/5/13/chartex" xmlns:cx6="http://schemas.microsoft.com/office/drawing/2016/5/12/chartex" xmlns:cx5="http://schemas.microsoft.com/office/drawing/2016/5/11/chartex" xmlns:cx4="http://schemas.microsoft.com/office/drawing/2016/5/10/chartex" xmlns:cx3="http://schemas.microsoft.com/office/drawing/2016/5/9/chartex" xmlns:cx2="http://schemas.microsoft.com/office/drawing/2015/10/21/chartex" xmlns:cx1="http://schemas.microsoft.com/office/drawing/2015/9/8/chartex" xmlns:cx="http://schemas.microsoft.com/office/drawing/2014/chartex" xmlns:wpc="http://schemas.microsoft.com/office/word/2010/wordprocessingCanvas" xmlns="" val="0"/>
                         </a:ext>
                       </a:extLst>
                     </a:blip>
@@ -839,30 +936,25 @@
         </w:rPr>
         <w:t>Deportes de riesgo</w:t>
       </w:r>
-      <w:r>
-        <w:rPr>
-          <w:b/>
-          <w:bCs/>
-        </w:rPr>
-        <w:t xml:space="preserve">    </w:t>
-      </w:r>
-    </w:p>
-    <w:p>
-      <w:pPr>
-        <w:pStyle w:val="Prrafodelista"/>
-        <w:ind w:left="1440"/>
-        <w:rPr>
-          <w:b/>
-          <w:bCs/>
-        </w:rPr>
-      </w:pPr>
-      <w:r>
-        <w:rPr>
-          <w:b/>
-          <w:bCs/>
+    </w:p>
+    <w:p>
+      <w:pPr>
+        <w:pStyle w:val="Prrafodelista"/>
+        <w:ind w:left="1440"/>
+        <w:rPr>
+          <w:b/>
+          <w:bCs/>
+        </w:rPr>
+      </w:pPr>
+      <w:r>
+        <w:rPr>
+          <w:b/>
+          <w:bCs/>
+          <w:noProof/>
+          <w:lang w:eastAsia="es-ES"/>
         </w:rPr>
         <w:drawing>
-          <wp:inline distT="0" distB="0" distL="0" distR="0" wp14:anchorId="59D85EEA" wp14:editId="3D4C20EA">
+          <wp:inline distT="0" distB="0" distL="0" distR="0">
             <wp:extent cx="3962400" cy="711033"/>
             <wp:effectExtent l="0" t="0" r="0" b="0"/>
             <wp:docPr id="1281384849" name="Imagen 1" descr="Texto, Logotipo&#10;&#10;Descripción generada automáticamente"/>
@@ -877,7 +969,7 @@
                     <pic:cNvPicPr/>
                   </pic:nvPicPr>
                   <pic:blipFill>
-                    <a:blip r:embed="rId14"/>
+                    <a:blip r:embed="rId15"/>
                     <a:stretch>
                       <a:fillRect/>
                     </a:stretch>
@@ -949,9 +1041,11 @@
         <w:rPr>
           <w:b/>
           <w:bCs/>
+          <w:noProof/>
+          <w:lang w:eastAsia="es-ES"/>
         </w:rPr>
         <w:drawing>
-          <wp:inline distT="0" distB="0" distL="0" distR="0" wp14:anchorId="416985EB" wp14:editId="354443EC">
+          <wp:inline distT="0" distB="0" distL="0" distR="0">
             <wp:extent cx="2952750" cy="1215839"/>
             <wp:effectExtent l="0" t="0" r="0" b="3810"/>
             <wp:docPr id="147139633" name="Imagen 1"/>
@@ -966,7 +1060,7 @@
                     <pic:cNvPicPr/>
                   </pic:nvPicPr>
                   <pic:blipFill>
-                    <a:blip r:embed="rId15"/>
+                    <a:blip r:embed="rId16"/>
                     <a:stretch>
                       <a:fillRect/>
                     </a:stretch>
@@ -993,52 +1087,19 @@
         <w:ind w:left="1440"/>
       </w:pPr>
       <w:r>
+        <w:lastRenderedPageBreak/>
         <w:t xml:space="preserve">Estilosa, </w:t>
       </w:r>
       <w:r>
-        <w:t>sensación</w:t>
-      </w:r>
-      <w:r>
-        <w:t xml:space="preserve"> de escrito a mano</w:t>
-      </w:r>
-    </w:p>
-    <w:p>
-      <w:pPr>
-        <w:pStyle w:val="Prrafodelista"/>
-        <w:ind w:left="1440"/>
-        <w:rPr>
-          <w:b/>
-          <w:bCs/>
-        </w:rPr>
-      </w:pPr>
-    </w:p>
-    <w:p>
-      <w:pPr>
-        <w:pStyle w:val="Prrafodelista"/>
-        <w:ind w:left="1440"/>
-        <w:rPr>
-          <w:b/>
-          <w:bCs/>
-        </w:rPr>
-      </w:pPr>
-    </w:p>
-    <w:p>
-      <w:pPr>
-        <w:pStyle w:val="Prrafodelista"/>
-        <w:ind w:left="1440"/>
-        <w:rPr>
-          <w:b/>
-          <w:bCs/>
-        </w:rPr>
-      </w:pPr>
-    </w:p>
-    <w:p>
-      <w:pPr>
-        <w:pStyle w:val="Prrafodelista"/>
-        <w:ind w:left="1440"/>
-        <w:rPr>
-          <w:b/>
-          <w:bCs/>
+        <w:t>escrito a mano</w:t>
+      </w:r>
+    </w:p>
+    <w:p>
+      <w:pPr>
+        <w:pStyle w:val="Prrafodelista"/>
+        <w:ind w:left="1440"/>
+        <w:rPr>
+          <w:u w:val="single"/>
         </w:rPr>
       </w:pPr>
     </w:p>
@@ -1082,10 +1143,11 @@
         <w:rPr>
           <w:b/>
           <w:bCs/>
-        </w:rPr>
-        <w:lastRenderedPageBreak/>
+          <w:noProof/>
+          <w:lang w:eastAsia="es-ES"/>
+        </w:rPr>
         <w:drawing>
-          <wp:inline distT="0" distB="0" distL="0" distR="0" wp14:anchorId="4E1FD5F7" wp14:editId="2E073ED0">
+          <wp:inline distT="0" distB="0" distL="0" distR="0">
             <wp:extent cx="3905795" cy="933580"/>
             <wp:effectExtent l="0" t="0" r="0" b="0"/>
             <wp:docPr id="1812453377" name="Imagen 1" descr="Texto&#10;&#10;Descripción generada automáticamente"/>
@@ -1100,7 +1162,7 @@
                     <pic:cNvPicPr/>
                   </pic:nvPicPr>
                   <pic:blipFill>
-                    <a:blip r:embed="rId16"/>
+                    <a:blip r:embed="rId17"/>
                     <a:stretch>
                       <a:fillRect/>
                     </a:stretch>
@@ -1125,6 +1187,9 @@
       <w:pPr>
         <w:pStyle w:val="Prrafodelista"/>
         <w:ind w:left="1440"/>
+        <w:rPr>
+          <w:u w:val="single"/>
+        </w:rPr>
       </w:pPr>
       <w:r>
         <w:t>Estilosa y bonita</w:t>
@@ -1163,9 +1228,11 @@
         <w:rPr>
           <w:b/>
           <w:bCs/>
+          <w:noProof/>
+          <w:lang w:eastAsia="es-ES"/>
         </w:rPr>
         <w:drawing>
-          <wp:inline distT="0" distB="0" distL="0" distR="0" wp14:anchorId="73648727" wp14:editId="72A1E145">
+          <wp:inline distT="0" distB="0" distL="0" distR="0">
             <wp:extent cx="3305636" cy="1028844"/>
             <wp:effectExtent l="0" t="0" r="0" b="0"/>
             <wp:docPr id="368518135" name="Imagen 1"/>
@@ -1180,7 +1247,7 @@
                     <pic:cNvPicPr/>
                   </pic:nvPicPr>
                   <pic:blipFill>
-                    <a:blip r:embed="rId17"/>
+                    <a:blip r:embed="rId18"/>
                     <a:stretch>
                       <a:fillRect/>
                     </a:stretch>
@@ -1256,9 +1323,11 @@
         <w:rPr>
           <w:b/>
           <w:bCs/>
+          <w:noProof/>
+          <w:lang w:eastAsia="es-ES"/>
         </w:rPr>
         <w:drawing>
-          <wp:inline distT="0" distB="0" distL="0" distR="0" wp14:anchorId="1A267935" wp14:editId="3505A6F2">
+          <wp:inline distT="0" distB="0" distL="0" distR="0">
             <wp:extent cx="4791744" cy="924054"/>
             <wp:effectExtent l="0" t="0" r="8890" b="9525"/>
             <wp:docPr id="33925393" name="Imagen 1" descr="Dibujo en blanco y negro&#10;&#10;Descripción generada automáticamente con confianza baja"/>
@@ -1273,7 +1342,7 @@
                     <pic:cNvPicPr/>
                   </pic:nvPicPr>
                   <pic:blipFill>
-                    <a:blip r:embed="rId18"/>
+                    <a:blip r:embed="rId19"/>
                     <a:stretch>
                       <a:fillRect/>
                     </a:stretch>
@@ -1400,10 +1469,7 @@
         <w:t>SVG:</w:t>
       </w:r>
       <w:r>
-        <w:t xml:space="preserve"> P</w:t>
-      </w:r>
-      <w:r>
-        <w:t>ara mostrar gráficos, diagramas e ilustraciones bidimensionales en los sitios web</w:t>
+        <w:t xml:space="preserve"> Para mostrar gráficos, diagramas e ilustraciones bidimensionales en los sitios web</w:t>
       </w:r>
     </w:p>
     <w:p>
@@ -1442,6 +1508,14 @@
     <w:p/>
     <w:p>
       <w:pPr>
+        <w:rPr>
+          <w:u w:val="single"/>
+        </w:rPr>
+      </w:pPr>
+    </w:p>
+    <w:p/>
+    <w:p>
+      <w:pPr>
         <w:pStyle w:val="Prrafodelista"/>
         <w:numPr>
           <w:ilvl w:val="0"/>
@@ -1457,6 +1531,7 @@
           <w:b/>
           <w:bCs/>
         </w:rPr>
+        <w:lastRenderedPageBreak/>
         <w:t>Busca y elige iconos que consideres oportunos para diseñar los sitios web del ejercicio 1. Indica de dónde has obtenido los iconos.</w:t>
       </w:r>
     </w:p>
@@ -1494,10 +1569,10 @@
           <w:b/>
           <w:bCs/>
           <w:noProof/>
-        </w:rPr>
-        <w:lastRenderedPageBreak/>
+          <w:lang w:eastAsia="es-ES"/>
+        </w:rPr>
         <w:drawing>
-          <wp:inline distT="0" distB="0" distL="0" distR="0" wp14:anchorId="73269A01" wp14:editId="69EF9D3A">
+          <wp:inline distT="0" distB="0" distL="0" distR="0">
             <wp:extent cx="1047750" cy="1047750"/>
             <wp:effectExtent l="0" t="0" r="0" b="0"/>
             <wp:docPr id="636162590" name="Imagen 5" descr="Una caricatura de una persona&#10;&#10;Descripción generada automáticamente con confianza media"/>
@@ -1512,10 +1587,10 @@
                     <pic:cNvPicPr/>
                   </pic:nvPicPr>
                   <pic:blipFill>
-                    <a:blip r:embed="rId19">
+                    <a:blip r:embed="rId20">
                       <a:extLst>
                         <a:ext uri="{28A0092B-C50C-407E-A947-70E740481C1C}">
-                          <a14:useLocalDpi xmlns:a14="http://schemas.microsoft.com/office/drawing/2010/main" val="0"/>
+                          <a14:useLocalDpi xmlns:a14="http://schemas.microsoft.com/office/drawing/2010/main" xmlns:wps="http://schemas.microsoft.com/office/word/2010/wordprocessingShape" xmlns:wpi="http://schemas.microsoft.com/office/word/2010/wordprocessingInk" xmlns:wpg="http://schemas.microsoft.com/office/word/2010/wordprocessingGroup" xmlns:w16se="http://schemas.microsoft.com/office/word/2015/wordml/symex" xmlns:w16sdtdh="http://schemas.microsoft.com/office/word/2020/wordml/sdtdatahash" xmlns:w16du="http://schemas.microsoft.com/office/word/2023/wordml/word16du" xmlns:w16="http://schemas.microsoft.com/office/word/2018/wordml" xmlns:w16cid="http://schemas.microsoft.com/office/word/2016/wordml/cid" xmlns:w16cex="http://schemas.microsoft.com/office/word/2018/wordml/cex" xmlns:w15="http://schemas.microsoft.com/office/word/2012/wordml" xmlns:w14="http://schemas.microsoft.com/office/word/2010/wordml" xmlns:w="http://schemas.openxmlformats.org/wordprocessingml/2006/main" xmlns:w10="urn:schemas-microsoft-com:office:word" xmlns:wp14="http://schemas.microsoft.com/office/word/2010/wordprocessingDrawing" xmlns:v="urn:schemas-microsoft-com:vml" xmlns:oel="http://schemas.microsoft.com/office/2019/extlst" xmlns:o="urn:schemas-microsoft-com:office:office" xmlns:am3d="http://schemas.microsoft.com/office/drawing/2017/model3d" xmlns:aink="http://schemas.microsoft.com/office/drawing/2016/ink" xmlns:mc="http://schemas.openxmlformats.org/markup-compatibility/2006" xmlns:cx8="http://schemas.microsoft.com/office/drawing/2016/5/14/chartex" xmlns:cx7="http://schemas.microsoft.com/office/drawing/2016/5/13/chartex" xmlns:cx6="http://schemas.microsoft.com/office/drawing/2016/5/12/chartex" xmlns:cx5="http://schemas.microsoft.com/office/drawing/2016/5/11/chartex" xmlns:cx4="http://schemas.microsoft.com/office/drawing/2016/5/10/chartex" xmlns:cx3="http://schemas.microsoft.com/office/drawing/2016/5/9/chartex" xmlns:cx2="http://schemas.microsoft.com/office/drawing/2015/10/21/chartex" xmlns:cx1="http://schemas.microsoft.com/office/drawing/2015/9/8/chartex" xmlns:cx="http://schemas.microsoft.com/office/drawing/2014/chartex" xmlns:wpc="http://schemas.microsoft.com/office/word/2010/wordprocessingCanvas" xmlns="" val="0"/>
                         </a:ext>
                       </a:extLst>
                     </a:blip>
@@ -1573,9 +1648,10 @@
           <w:b/>
           <w:bCs/>
           <w:noProof/>
+          <w:lang w:eastAsia="es-ES"/>
         </w:rPr>
         <w:drawing>
-          <wp:inline distT="0" distB="0" distL="0" distR="0" wp14:anchorId="571F9182" wp14:editId="193E907C">
+          <wp:inline distT="0" distB="0" distL="0" distR="0">
             <wp:extent cx="1219048" cy="1219048"/>
             <wp:effectExtent l="0" t="0" r="0" b="0"/>
             <wp:docPr id="1961464338" name="Imagen 6" descr="Icono&#10;&#10;Descripción generada automáticamente"/>
@@ -1590,10 +1666,10 @@
                     <pic:cNvPicPr/>
                   </pic:nvPicPr>
                   <pic:blipFill>
-                    <a:blip r:embed="rId20">
+                    <a:blip r:embed="rId21">
                       <a:extLst>
                         <a:ext uri="{28A0092B-C50C-407E-A947-70E740481C1C}">
-                          <a14:useLocalDpi xmlns:a14="http://schemas.microsoft.com/office/drawing/2010/main" val="0"/>
+                          <a14:useLocalDpi xmlns:a14="http://schemas.microsoft.com/office/drawing/2010/main" xmlns:wps="http://schemas.microsoft.com/office/word/2010/wordprocessingShape" xmlns:wpi="http://schemas.microsoft.com/office/word/2010/wordprocessingInk" xmlns:wpg="http://schemas.microsoft.com/office/word/2010/wordprocessingGroup" xmlns:w16se="http://schemas.microsoft.com/office/word/2015/wordml/symex" xmlns:w16sdtdh="http://schemas.microsoft.com/office/word/2020/wordml/sdtdatahash" xmlns:w16du="http://schemas.microsoft.com/office/word/2023/wordml/word16du" xmlns:w16="http://schemas.microsoft.com/office/word/2018/wordml" xmlns:w16cid="http://schemas.microsoft.com/office/word/2016/wordml/cid" xmlns:w16cex="http://schemas.microsoft.com/office/word/2018/wordml/cex" xmlns:w15="http://schemas.microsoft.com/office/word/2012/wordml" xmlns:w14="http://schemas.microsoft.com/office/word/2010/wordml" xmlns:w="http://schemas.openxmlformats.org/wordprocessingml/2006/main" xmlns:w10="urn:schemas-microsoft-com:office:word" xmlns:wp14="http://schemas.microsoft.com/office/word/2010/wordprocessingDrawing" xmlns:v="urn:schemas-microsoft-com:vml" xmlns:oel="http://schemas.microsoft.com/office/2019/extlst" xmlns:o="urn:schemas-microsoft-com:office:office" xmlns:am3d="http://schemas.microsoft.com/office/drawing/2017/model3d" xmlns:aink="http://schemas.microsoft.com/office/drawing/2016/ink" xmlns:mc="http://schemas.openxmlformats.org/markup-compatibility/2006" xmlns:cx8="http://schemas.microsoft.com/office/drawing/2016/5/14/chartex" xmlns:cx7="http://schemas.microsoft.com/office/drawing/2016/5/13/chartex" xmlns:cx6="http://schemas.microsoft.com/office/drawing/2016/5/12/chartex" xmlns:cx5="http://schemas.microsoft.com/office/drawing/2016/5/11/chartex" xmlns:cx4="http://schemas.microsoft.com/office/drawing/2016/5/10/chartex" xmlns:cx3="http://schemas.microsoft.com/office/drawing/2016/5/9/chartex" xmlns:cx2="http://schemas.microsoft.com/office/drawing/2015/10/21/chartex" xmlns:cx1="http://schemas.microsoft.com/office/drawing/2015/9/8/chartex" xmlns:cx="http://schemas.microsoft.com/office/drawing/2014/chartex" xmlns:wpc="http://schemas.microsoft.com/office/word/2010/wordprocessingCanvas" xmlns="" val="0"/>
                         </a:ext>
                       </a:extLst>
                     </a:blip>
@@ -1658,9 +1734,10 @@
           <w:b/>
           <w:bCs/>
           <w:noProof/>
+          <w:lang w:eastAsia="es-ES"/>
         </w:rPr>
         <w:drawing>
-          <wp:inline distT="0" distB="0" distL="0" distR="0" wp14:anchorId="04ACA66A" wp14:editId="3C949209">
+          <wp:inline distT="0" distB="0" distL="0" distR="0">
             <wp:extent cx="1269841" cy="1269841"/>
             <wp:effectExtent l="0" t="0" r="0" b="0"/>
             <wp:docPr id="67096901" name="Imagen 7" descr="Un dibujo de un perro&#10;&#10;Descripción generada automáticamente con confianza media"/>
@@ -1675,10 +1752,10 @@
                     <pic:cNvPicPr/>
                   </pic:nvPicPr>
                   <pic:blipFill>
-                    <a:blip r:embed="rId21">
+                    <a:blip r:embed="rId22">
                       <a:extLst>
                         <a:ext uri="{28A0092B-C50C-407E-A947-70E740481C1C}">
-                          <a14:useLocalDpi xmlns:a14="http://schemas.microsoft.com/office/drawing/2010/main" val="0"/>
+                          <a14:useLocalDpi xmlns:a14="http://schemas.microsoft.com/office/drawing/2010/main" xmlns:wps="http://schemas.microsoft.com/office/word/2010/wordprocessingShape" xmlns:wpi="http://schemas.microsoft.com/office/word/2010/wordprocessingInk" xmlns:wpg="http://schemas.microsoft.com/office/word/2010/wordprocessingGroup" xmlns:w16se="http://schemas.microsoft.com/office/word/2015/wordml/symex" xmlns:w16sdtdh="http://schemas.microsoft.com/office/word/2020/wordml/sdtdatahash" xmlns:w16du="http://schemas.microsoft.com/office/word/2023/wordml/word16du" xmlns:w16="http://schemas.microsoft.com/office/word/2018/wordml" xmlns:w16cid="http://schemas.microsoft.com/office/word/2016/wordml/cid" xmlns:w16cex="http://schemas.microsoft.com/office/word/2018/wordml/cex" xmlns:w15="http://schemas.microsoft.com/office/word/2012/wordml" xmlns:w14="http://schemas.microsoft.com/office/word/2010/wordml" xmlns:w="http://schemas.openxmlformats.org/wordprocessingml/2006/main" xmlns:w10="urn:schemas-microsoft-com:office:word" xmlns:wp14="http://schemas.microsoft.com/office/word/2010/wordprocessingDrawing" xmlns:v="urn:schemas-microsoft-com:vml" xmlns:oel="http://schemas.microsoft.com/office/2019/extlst" xmlns:o="urn:schemas-microsoft-com:office:office" xmlns:am3d="http://schemas.microsoft.com/office/drawing/2017/model3d" xmlns:aink="http://schemas.microsoft.com/office/drawing/2016/ink" xmlns:mc="http://schemas.openxmlformats.org/markup-compatibility/2006" xmlns:cx8="http://schemas.microsoft.com/office/drawing/2016/5/14/chartex" xmlns:cx7="http://schemas.microsoft.com/office/drawing/2016/5/13/chartex" xmlns:cx6="http://schemas.microsoft.com/office/drawing/2016/5/12/chartex" xmlns:cx5="http://schemas.microsoft.com/office/drawing/2016/5/11/chartex" xmlns:cx4="http://schemas.microsoft.com/office/drawing/2016/5/10/chartex" xmlns:cx3="http://schemas.microsoft.com/office/drawing/2016/5/9/chartex" xmlns:cx2="http://schemas.microsoft.com/office/drawing/2015/10/21/chartex" xmlns:cx1="http://schemas.microsoft.com/office/drawing/2015/9/8/chartex" xmlns:cx="http://schemas.microsoft.com/office/drawing/2014/chartex" xmlns:wpc="http://schemas.microsoft.com/office/word/2010/wordprocessingCanvas" xmlns="" val="0"/>
                         </a:ext>
                       </a:extLst>
                     </a:blip>
@@ -1735,9 +1812,11 @@
         <w:rPr>
           <w:b/>
           <w:bCs/>
+          <w:noProof/>
+          <w:lang w:eastAsia="es-ES"/>
         </w:rPr>
         <w:drawing>
-          <wp:inline distT="0" distB="0" distL="0" distR="0" wp14:anchorId="428AEFDE" wp14:editId="50DC723B">
+          <wp:inline distT="0" distB="0" distL="0" distR="0">
             <wp:extent cx="1409700" cy="1255515"/>
             <wp:effectExtent l="0" t="0" r="0" b="1905"/>
             <wp:docPr id="1900561592" name="Imagen 1" descr="Icono&#10;&#10;Descripción generada automáticamente"/>
@@ -1752,7 +1831,7 @@
                     <pic:cNvPicPr/>
                   </pic:nvPicPr>
                   <pic:blipFill>
-                    <a:blip r:embed="rId22"/>
+                    <a:blip r:embed="rId23"/>
                     <a:stretch>
                       <a:fillRect/>
                     </a:stretch>
@@ -1814,9 +1893,10 @@
           <w:b/>
           <w:bCs/>
           <w:noProof/>
+          <w:lang w:eastAsia="es-ES"/>
         </w:rPr>
         <w:drawing>
-          <wp:inline distT="0" distB="0" distL="0" distR="0" wp14:anchorId="6FD0F2D7" wp14:editId="4C27FC60">
+          <wp:inline distT="0" distB="0" distL="0" distR="0">
             <wp:extent cx="1269841" cy="1269841"/>
             <wp:effectExtent l="0" t="0" r="0" b="6985"/>
             <wp:docPr id="1959179572" name="Imagen 8" descr="Forma&#10;&#10;Descripción generada automáticamente con confianza baja"/>
@@ -1831,10 +1911,10 @@
                     <pic:cNvPicPr/>
                   </pic:nvPicPr>
                   <pic:blipFill>
-                    <a:blip r:embed="rId23">
+                    <a:blip r:embed="rId24">
                       <a:extLst>
                         <a:ext uri="{28A0092B-C50C-407E-A947-70E740481C1C}">
-                          <a14:useLocalDpi xmlns:a14="http://schemas.microsoft.com/office/drawing/2010/main" val="0"/>
+                          <a14:useLocalDpi xmlns:a14="http://schemas.microsoft.com/office/drawing/2010/main" xmlns:wps="http://schemas.microsoft.com/office/word/2010/wordprocessingShape" xmlns:wpi="http://schemas.microsoft.com/office/word/2010/wordprocessingInk" xmlns:wpg="http://schemas.microsoft.com/office/word/2010/wordprocessingGroup" xmlns:w16se="http://schemas.microsoft.com/office/word/2015/wordml/symex" xmlns:w16sdtdh="http://schemas.microsoft.com/office/word/2020/wordml/sdtdatahash" xmlns:w16du="http://schemas.microsoft.com/office/word/2023/wordml/word16du" xmlns:w16="http://schemas.microsoft.com/office/word/2018/wordml" xmlns:w16cid="http://schemas.microsoft.com/office/word/2016/wordml/cid" xmlns:w16cex="http://schemas.microsoft.com/office/word/2018/wordml/cex" xmlns:w15="http://schemas.microsoft.com/office/word/2012/wordml" xmlns:w14="http://schemas.microsoft.com/office/word/2010/wordml" xmlns:w="http://schemas.openxmlformats.org/wordprocessingml/2006/main" xmlns:w10="urn:schemas-microsoft-com:office:word" xmlns:wp14="http://schemas.microsoft.com/office/word/2010/wordprocessingDrawing" xmlns:v="urn:schemas-microsoft-com:vml" xmlns:oel="http://schemas.microsoft.com/office/2019/extlst" xmlns:o="urn:schemas-microsoft-com:office:office" xmlns:am3d="http://schemas.microsoft.com/office/drawing/2017/model3d" xmlns:aink="http://schemas.microsoft.com/office/drawing/2016/ink" xmlns:mc="http://schemas.openxmlformats.org/markup-compatibility/2006" xmlns:cx8="http://schemas.microsoft.com/office/drawing/2016/5/14/chartex" xmlns:cx7="http://schemas.microsoft.com/office/drawing/2016/5/13/chartex" xmlns:cx6="http://schemas.microsoft.com/office/drawing/2016/5/12/chartex" xmlns:cx5="http://schemas.microsoft.com/office/drawing/2016/5/11/chartex" xmlns:cx4="http://schemas.microsoft.com/office/drawing/2016/5/10/chartex" xmlns:cx3="http://schemas.microsoft.com/office/drawing/2016/5/9/chartex" xmlns:cx2="http://schemas.microsoft.com/office/drawing/2015/10/21/chartex" xmlns:cx1="http://schemas.microsoft.com/office/drawing/2015/9/8/chartex" xmlns:cx="http://schemas.microsoft.com/office/drawing/2014/chartex" xmlns:wpc="http://schemas.microsoft.com/office/word/2010/wordprocessingCanvas" xmlns="" val="0"/>
                         </a:ext>
                       </a:extLst>
                     </a:blip>
@@ -1862,7 +1942,7 @@
       <w:r>
         <w:t xml:space="preserve">He utilizado esta web: </w:t>
       </w:r>
-      <w:hyperlink r:id="rId24" w:history="1">
+      <w:hyperlink r:id="rId25" w:history="1">
         <w:r>
           <w:rPr>
             <w:rStyle w:val="Hipervnculo"/>
@@ -1870,9 +1950,6 @@
           <w:t>https://iconos8.es/</w:t>
         </w:r>
       </w:hyperlink>
-      <w:r>
-        <w:t xml:space="preserve">  </w:t>
-      </w:r>
     </w:p>
     <w:p/>
     <w:p/>
@@ -1895,7 +1972,6 @@
           <w:b/>
           <w:bCs/>
         </w:rPr>
-        <w:lastRenderedPageBreak/>
         <w:t>Elige una empresa de la que vayas a realizar su diseño web (no tiene por qué ser real) y:</w:t>
       </w:r>
     </w:p>
@@ -1941,9 +2017,10 @@
       <w:r>
         <w:rPr>
           <w:noProof/>
+          <w:lang w:eastAsia="es-ES"/>
         </w:rPr>
         <w:drawing>
-          <wp:inline distT="0" distB="0" distL="0" distR="0" wp14:anchorId="13FFF923" wp14:editId="025A199B">
+          <wp:inline distT="0" distB="0" distL="0" distR="0">
             <wp:extent cx="628650" cy="628650"/>
             <wp:effectExtent l="0" t="0" r="0" b="0"/>
             <wp:docPr id="264197644" name="Imagen 20" descr="Un dibujo de una cara feliz&#10;&#10;Descripción generada automáticamente con confianza baja"/>
@@ -1958,10 +2035,10 @@
                     <pic:cNvPicPr/>
                   </pic:nvPicPr>
                   <pic:blipFill>
-                    <a:blip r:embed="rId25">
+                    <a:blip r:embed="rId26">
                       <a:extLst>
                         <a:ext uri="{28A0092B-C50C-407E-A947-70E740481C1C}">
-                          <a14:useLocalDpi xmlns:a14="http://schemas.microsoft.com/office/drawing/2010/main" val="0"/>
+                          <a14:useLocalDpi xmlns:a14="http://schemas.microsoft.com/office/drawing/2010/main" xmlns:wps="http://schemas.microsoft.com/office/word/2010/wordprocessingShape" xmlns:wpi="http://schemas.microsoft.com/office/word/2010/wordprocessingInk" xmlns:wpg="http://schemas.microsoft.com/office/word/2010/wordprocessingGroup" xmlns:w16se="http://schemas.microsoft.com/office/word/2015/wordml/symex" xmlns:w16sdtdh="http://schemas.microsoft.com/office/word/2020/wordml/sdtdatahash" xmlns:w16du="http://schemas.microsoft.com/office/word/2023/wordml/word16du" xmlns:w16="http://schemas.microsoft.com/office/word/2018/wordml" xmlns:w16cid="http://schemas.microsoft.com/office/word/2016/wordml/cid" xmlns:w16cex="http://schemas.microsoft.com/office/word/2018/wordml/cex" xmlns:w15="http://schemas.microsoft.com/office/word/2012/wordml" xmlns:w14="http://schemas.microsoft.com/office/word/2010/wordml" xmlns:w="http://schemas.openxmlformats.org/wordprocessingml/2006/main" xmlns:w10="urn:schemas-microsoft-com:office:word" xmlns:wp14="http://schemas.microsoft.com/office/word/2010/wordprocessingDrawing" xmlns:v="urn:schemas-microsoft-com:vml" xmlns:oel="http://schemas.microsoft.com/office/2019/extlst" xmlns:o="urn:schemas-microsoft-com:office:office" xmlns:am3d="http://schemas.microsoft.com/office/drawing/2017/model3d" xmlns:aink="http://schemas.microsoft.com/office/drawing/2016/ink" xmlns:mc="http://schemas.openxmlformats.org/markup-compatibility/2006" xmlns:cx8="http://schemas.microsoft.com/office/drawing/2016/5/14/chartex" xmlns:cx7="http://schemas.microsoft.com/office/drawing/2016/5/13/chartex" xmlns:cx6="http://schemas.microsoft.com/office/drawing/2016/5/12/chartex" xmlns:cx5="http://schemas.microsoft.com/office/drawing/2016/5/11/chartex" xmlns:cx4="http://schemas.microsoft.com/office/drawing/2016/5/10/chartex" xmlns:cx3="http://schemas.microsoft.com/office/drawing/2016/5/9/chartex" xmlns:cx2="http://schemas.microsoft.com/office/drawing/2015/10/21/chartex" xmlns:cx1="http://schemas.microsoft.com/office/drawing/2015/9/8/chartex" xmlns:cx="http://schemas.microsoft.com/office/drawing/2014/chartex" xmlns:wpc="http://schemas.microsoft.com/office/word/2010/wordprocessingCanvas" xmlns="" val="0"/>
                         </a:ext>
                       </a:extLst>
                     </a:blip>
@@ -1994,8 +2071,12 @@
         <w:ind w:left="1440"/>
       </w:pPr>
       <w:r>
+        <w:rPr>
+          <w:noProof/>
+          <w:lang w:eastAsia="es-ES"/>
+        </w:rPr>
         <w:drawing>
-          <wp:inline distT="0" distB="0" distL="0" distR="0" wp14:anchorId="297F08E2" wp14:editId="0984989A">
+          <wp:inline distT="0" distB="0" distL="0" distR="0">
             <wp:extent cx="1790950" cy="666843"/>
             <wp:effectExtent l="0" t="0" r="0" b="0"/>
             <wp:docPr id="1687406156" name="Imagen 1" descr="Dibujo con letras blancas&#10;&#10;Descripción generada automáticamente con confianza media"/>
@@ -2010,7 +2091,7 @@
                     <pic:cNvPicPr/>
                   </pic:nvPicPr>
                   <pic:blipFill>
-                    <a:blip r:embed="rId26"/>
+                    <a:blip r:embed="rId27"/>
                     <a:stretch>
                       <a:fillRect/>
                     </a:stretch>
@@ -2042,9 +2123,10 @@
       <w:r>
         <w:rPr>
           <w:noProof/>
+          <w:lang w:eastAsia="es-ES"/>
         </w:rPr>
         <w:drawing>
-          <wp:inline distT="0" distB="0" distL="0" distR="0" wp14:anchorId="66EC1D85" wp14:editId="6EC4972F">
+          <wp:inline distT="0" distB="0" distL="0" distR="0">
             <wp:extent cx="2111127" cy="361950"/>
             <wp:effectExtent l="0" t="0" r="3810" b="0"/>
             <wp:docPr id="72777373" name="Imagen 25" descr="Congenial Light Font - What Font Is"/>
@@ -2061,10 +2143,10 @@
                     </pic:cNvPicPr>
                   </pic:nvPicPr>
                   <pic:blipFill>
-                    <a:blip r:embed="rId27" cstate="print">
+                    <a:blip r:embed="rId28" cstate="print">
                       <a:extLst>
                         <a:ext uri="{28A0092B-C50C-407E-A947-70E740481C1C}">
-                          <a14:useLocalDpi xmlns:a14="http://schemas.microsoft.com/office/drawing/2010/main" val="0"/>
+                          <a14:useLocalDpi xmlns:a14="http://schemas.microsoft.com/office/drawing/2010/main" xmlns:wps="http://schemas.microsoft.com/office/word/2010/wordprocessingShape" xmlns:wpi="http://schemas.microsoft.com/office/word/2010/wordprocessingInk" xmlns:wpg="http://schemas.microsoft.com/office/word/2010/wordprocessingGroup" xmlns:w16se="http://schemas.microsoft.com/office/word/2015/wordml/symex" xmlns:w16sdtdh="http://schemas.microsoft.com/office/word/2020/wordml/sdtdatahash" xmlns:w16du="http://schemas.microsoft.com/office/word/2023/wordml/word16du" xmlns:w16="http://schemas.microsoft.com/office/word/2018/wordml" xmlns:w16cid="http://schemas.microsoft.com/office/word/2016/wordml/cid" xmlns:w16cex="http://schemas.microsoft.com/office/word/2018/wordml/cex" xmlns:w15="http://schemas.microsoft.com/office/word/2012/wordml" xmlns:w14="http://schemas.microsoft.com/office/word/2010/wordml" xmlns:w="http://schemas.openxmlformats.org/wordprocessingml/2006/main" xmlns:w10="urn:schemas-microsoft-com:office:word" xmlns:wp14="http://schemas.microsoft.com/office/word/2010/wordprocessingDrawing" xmlns:v="urn:schemas-microsoft-com:vml" xmlns:oel="http://schemas.microsoft.com/office/2019/extlst" xmlns:o="urn:schemas-microsoft-com:office:office" xmlns:am3d="http://schemas.microsoft.com/office/drawing/2017/model3d" xmlns:aink="http://schemas.microsoft.com/office/drawing/2016/ink" xmlns:mc="http://schemas.openxmlformats.org/markup-compatibility/2006" xmlns:cx8="http://schemas.microsoft.com/office/drawing/2016/5/14/chartex" xmlns:cx7="http://schemas.microsoft.com/office/drawing/2016/5/13/chartex" xmlns:cx6="http://schemas.microsoft.com/office/drawing/2016/5/12/chartex" xmlns:cx5="http://schemas.microsoft.com/office/drawing/2016/5/11/chartex" xmlns:cx4="http://schemas.microsoft.com/office/drawing/2016/5/10/chartex" xmlns:cx3="http://schemas.microsoft.com/office/drawing/2016/5/9/chartex" xmlns:cx2="http://schemas.microsoft.com/office/drawing/2015/10/21/chartex" xmlns:cx1="http://schemas.microsoft.com/office/drawing/2015/9/8/chartex" xmlns:cx="http://schemas.microsoft.com/office/drawing/2014/chartex" xmlns:wpc="http://schemas.microsoft.com/office/word/2010/wordprocessingCanvas" xmlns="" val="0"/>
                         </a:ext>
                       </a:extLst>
                     </a:blip>
@@ -2093,12 +2175,6 @@
         </w:drawing>
       </w:r>
       <w:r>
-        <w:rPr>
-          <w:rFonts w:ascii="Congenial Light" w:hAnsi="Congenial Light"/>
-        </w:rPr>
-        <w:t xml:space="preserve"> </w:t>
-      </w:r>
-      <w:r>
         <w:t xml:space="preserve"> Tipografía para el texto</w:t>
       </w:r>
     </w:p>
@@ -2146,9 +2222,6 @@
       <w:r>
         <w:t>Inicio</w:t>
       </w:r>
-      <w:r>
-        <w:t xml:space="preserve"> </w:t>
-      </w:r>
     </w:p>
     <w:p>
       <w:pPr>
@@ -2157,9 +2230,10 @@
       <w:r>
         <w:rPr>
           <w:noProof/>
+          <w:lang w:eastAsia="es-ES"/>
         </w:rPr>
         <w:drawing>
-          <wp:inline distT="0" distB="0" distL="0" distR="0" wp14:anchorId="46E9714F" wp14:editId="09334833">
+          <wp:inline distT="0" distB="0" distL="0" distR="0">
             <wp:extent cx="533400" cy="533400"/>
             <wp:effectExtent l="0" t="0" r="0" b="0"/>
             <wp:docPr id="1438519346" name="Imagen 23"/>
@@ -2174,10 +2248,10 @@
                     <pic:cNvPicPr/>
                   </pic:nvPicPr>
                   <pic:blipFill>
-                    <a:blip r:embed="rId28">
+                    <a:blip r:embed="rId29">
                       <a:extLst>
                         <a:ext uri="{28A0092B-C50C-407E-A947-70E740481C1C}">
-                          <a14:useLocalDpi xmlns:a14="http://schemas.microsoft.com/office/drawing/2010/main" val="0"/>
+                          <a14:useLocalDpi xmlns:a14="http://schemas.microsoft.com/office/drawing/2010/main" xmlns:wps="http://schemas.microsoft.com/office/word/2010/wordprocessingShape" xmlns:wpi="http://schemas.microsoft.com/office/word/2010/wordprocessingInk" xmlns:wpg="http://schemas.microsoft.com/office/word/2010/wordprocessingGroup" xmlns:w16se="http://schemas.microsoft.com/office/word/2015/wordml/symex" xmlns:w16sdtdh="http://schemas.microsoft.com/office/word/2020/wordml/sdtdatahash" xmlns:w16du="http://schemas.microsoft.com/office/word/2023/wordml/word16du" xmlns:w16="http://schemas.microsoft.com/office/word/2018/wordml" xmlns:w16cid="http://schemas.microsoft.com/office/word/2016/wordml/cid" xmlns:w16cex="http://schemas.microsoft.com/office/word/2018/wordml/cex" xmlns:w15="http://schemas.microsoft.com/office/word/2012/wordml" xmlns:w14="http://schemas.microsoft.com/office/word/2010/wordml" xmlns:w="http://schemas.openxmlformats.org/wordprocessingml/2006/main" xmlns:w10="urn:schemas-microsoft-com:office:word" xmlns:wp14="http://schemas.microsoft.com/office/word/2010/wordprocessingDrawing" xmlns:v="urn:schemas-microsoft-com:vml" xmlns:oel="http://schemas.microsoft.com/office/2019/extlst" xmlns:o="urn:schemas-microsoft-com:office:office" xmlns:am3d="http://schemas.microsoft.com/office/drawing/2017/model3d" xmlns:aink="http://schemas.microsoft.com/office/drawing/2016/ink" xmlns:mc="http://schemas.openxmlformats.org/markup-compatibility/2006" xmlns:cx8="http://schemas.microsoft.com/office/drawing/2016/5/14/chartex" xmlns:cx7="http://schemas.microsoft.com/office/drawing/2016/5/13/chartex" xmlns:cx6="http://schemas.microsoft.com/office/drawing/2016/5/12/chartex" xmlns:cx5="http://schemas.microsoft.com/office/drawing/2016/5/11/chartex" xmlns:cx4="http://schemas.microsoft.com/office/drawing/2016/5/10/chartex" xmlns:cx3="http://schemas.microsoft.com/office/drawing/2016/5/9/chartex" xmlns:cx2="http://schemas.microsoft.com/office/drawing/2015/10/21/chartex" xmlns:cx1="http://schemas.microsoft.com/office/drawing/2015/9/8/chartex" xmlns:cx="http://schemas.microsoft.com/office/drawing/2014/chartex" xmlns:wpc="http://schemas.microsoft.com/office/word/2010/wordprocessingCanvas" xmlns="" val="0"/>
                         </a:ext>
                       </a:extLst>
                     </a:blip>
@@ -2212,9 +2286,6 @@
       <w:r>
         <w:t>Guardar</w:t>
       </w:r>
-      <w:r>
-        <w:t xml:space="preserve"> </w:t>
-      </w:r>
     </w:p>
     <w:p>
       <w:pPr>
@@ -2223,9 +2294,10 @@
       <w:r>
         <w:rPr>
           <w:noProof/>
+          <w:lang w:eastAsia="es-ES"/>
         </w:rPr>
         <w:drawing>
-          <wp:inline distT="0" distB="0" distL="0" distR="0" wp14:anchorId="797FF450" wp14:editId="09946835">
+          <wp:inline distT="0" distB="0" distL="0" distR="0">
             <wp:extent cx="638175" cy="638175"/>
             <wp:effectExtent l="0" t="0" r="0" b="0"/>
             <wp:docPr id="591723516" name="Imagen 21"/>
@@ -2240,10 +2312,10 @@
                     <pic:cNvPicPr/>
                   </pic:nvPicPr>
                   <pic:blipFill>
-                    <a:blip r:embed="rId29">
+                    <a:blip r:embed="rId30">
                       <a:extLst>
                         <a:ext uri="{28A0092B-C50C-407E-A947-70E740481C1C}">
-                          <a14:useLocalDpi xmlns:a14="http://schemas.microsoft.com/office/drawing/2010/main" val="0"/>
+                          <a14:useLocalDpi xmlns:a14="http://schemas.microsoft.com/office/drawing/2010/main" xmlns:wps="http://schemas.microsoft.com/office/word/2010/wordprocessingShape" xmlns:wpi="http://schemas.microsoft.com/office/word/2010/wordprocessingInk" xmlns:wpg="http://schemas.microsoft.com/office/word/2010/wordprocessingGroup" xmlns:w16se="http://schemas.microsoft.com/office/word/2015/wordml/symex" xmlns:w16sdtdh="http://schemas.microsoft.com/office/word/2020/wordml/sdtdatahash" xmlns:w16du="http://schemas.microsoft.com/office/word/2023/wordml/word16du" xmlns:w16="http://schemas.microsoft.com/office/word/2018/wordml" xmlns:w16cid="http://schemas.microsoft.com/office/word/2016/wordml/cid" xmlns:w16cex="http://schemas.microsoft.com/office/word/2018/wordml/cex" xmlns:w15="http://schemas.microsoft.com/office/word/2012/wordml" xmlns:w14="http://schemas.microsoft.com/office/word/2010/wordml" xmlns:w="http://schemas.openxmlformats.org/wordprocessingml/2006/main" xmlns:w10="urn:schemas-microsoft-com:office:word" xmlns:wp14="http://schemas.microsoft.com/office/word/2010/wordprocessingDrawing" xmlns:v="urn:schemas-microsoft-com:vml" xmlns:oel="http://schemas.microsoft.com/office/2019/extlst" xmlns:o="urn:schemas-microsoft-com:office:office" xmlns:am3d="http://schemas.microsoft.com/office/drawing/2017/model3d" xmlns:aink="http://schemas.microsoft.com/office/drawing/2016/ink" xmlns:mc="http://schemas.openxmlformats.org/markup-compatibility/2006" xmlns:cx8="http://schemas.microsoft.com/office/drawing/2016/5/14/chartex" xmlns:cx7="http://schemas.microsoft.com/office/drawing/2016/5/13/chartex" xmlns:cx6="http://schemas.microsoft.com/office/drawing/2016/5/12/chartex" xmlns:cx5="http://schemas.microsoft.com/office/drawing/2016/5/11/chartex" xmlns:cx4="http://schemas.microsoft.com/office/drawing/2016/5/10/chartex" xmlns:cx3="http://schemas.microsoft.com/office/drawing/2016/5/9/chartex" xmlns:cx2="http://schemas.microsoft.com/office/drawing/2015/10/21/chartex" xmlns:cx1="http://schemas.microsoft.com/office/drawing/2015/9/8/chartex" xmlns:cx="http://schemas.microsoft.com/office/drawing/2014/chartex" xmlns:wpc="http://schemas.microsoft.com/office/word/2010/wordprocessingCanvas" xmlns="" val="0"/>
                         </a:ext>
                       </a:extLst>
                     </a:blip>
@@ -2293,9 +2365,10 @@
       <w:r>
         <w:rPr>
           <w:noProof/>
+          <w:lang w:eastAsia="es-ES"/>
         </w:rPr>
         <w:drawing>
-          <wp:inline distT="0" distB="0" distL="0" distR="0" wp14:anchorId="464BE246" wp14:editId="37971000">
+          <wp:inline distT="0" distB="0" distL="0" distR="0">
             <wp:extent cx="647700" cy="647700"/>
             <wp:effectExtent l="0" t="0" r="0" b="0"/>
             <wp:docPr id="729450055" name="Imagen 22"/>
@@ -2310,10 +2383,10 @@
                     <pic:cNvPicPr/>
                   </pic:nvPicPr>
                   <pic:blipFill>
-                    <a:blip r:embed="rId30">
+                    <a:blip r:embed="rId31">
                       <a:extLst>
                         <a:ext uri="{28A0092B-C50C-407E-A947-70E740481C1C}">
-                          <a14:useLocalDpi xmlns:a14="http://schemas.microsoft.com/office/drawing/2010/main" val="0"/>
+                          <a14:useLocalDpi xmlns:a14="http://schemas.microsoft.com/office/drawing/2010/main" xmlns:wps="http://schemas.microsoft.com/office/word/2010/wordprocessingShape" xmlns:wpi="http://schemas.microsoft.com/office/word/2010/wordprocessingInk" xmlns:wpg="http://schemas.microsoft.com/office/word/2010/wordprocessingGroup" xmlns:w16se="http://schemas.microsoft.com/office/word/2015/wordml/symex" xmlns:w16sdtdh="http://schemas.microsoft.com/office/word/2020/wordml/sdtdatahash" xmlns:w16du="http://schemas.microsoft.com/office/word/2023/wordml/word16du" xmlns:w16="http://schemas.microsoft.com/office/word/2018/wordml" xmlns:w16cid="http://schemas.microsoft.com/office/word/2016/wordml/cid" xmlns:w16cex="http://schemas.microsoft.com/office/word/2018/wordml/cex" xmlns:w15="http://schemas.microsoft.com/office/word/2012/wordml" xmlns:w14="http://schemas.microsoft.com/office/word/2010/wordml" xmlns:w="http://schemas.openxmlformats.org/wordprocessingml/2006/main" xmlns:w10="urn:schemas-microsoft-com:office:word" xmlns:wp14="http://schemas.microsoft.com/office/word/2010/wordprocessingDrawing" xmlns:v="urn:schemas-microsoft-com:vml" xmlns:oel="http://schemas.microsoft.com/office/2019/extlst" xmlns:o="urn:schemas-microsoft-com:office:office" xmlns:am3d="http://schemas.microsoft.com/office/drawing/2017/model3d" xmlns:aink="http://schemas.microsoft.com/office/drawing/2016/ink" xmlns:mc="http://schemas.openxmlformats.org/markup-compatibility/2006" xmlns:cx8="http://schemas.microsoft.com/office/drawing/2016/5/14/chartex" xmlns:cx7="http://schemas.microsoft.com/office/drawing/2016/5/13/chartex" xmlns:cx6="http://schemas.microsoft.com/office/drawing/2016/5/12/chartex" xmlns:cx5="http://schemas.microsoft.com/office/drawing/2016/5/11/chartex" xmlns:cx4="http://schemas.microsoft.com/office/drawing/2016/5/10/chartex" xmlns:cx3="http://schemas.microsoft.com/office/drawing/2016/5/9/chartex" xmlns:cx2="http://schemas.microsoft.com/office/drawing/2015/10/21/chartex" xmlns:cx1="http://schemas.microsoft.com/office/drawing/2015/9/8/chartex" xmlns:cx="http://schemas.microsoft.com/office/drawing/2014/chartex" xmlns:wpc="http://schemas.microsoft.com/office/word/2010/wordprocessingCanvas" xmlns="" val="0"/>
                         </a:ext>
                       </a:extLst>
                     </a:blip>
@@ -2358,8 +2431,8 @@
 </file>
 
 <file path=word/numbering.xml><?xml version="1.0" encoding="utf-8"?>
-<w:numbering xmlns:wpc="http://schemas.microsoft.com/office/word/2010/wordprocessingCanvas" xmlns:cx="http://schemas.microsoft.com/office/drawing/2014/chartex" xmlns:cx1="http://schemas.microsoft.com/office/drawing/2015/9/8/chartex" xmlns:cx2="http://schemas.microsoft.com/office/drawing/2015/10/21/chartex" xmlns:cx3="http://schemas.microsoft.com/office/drawing/2016/5/9/chartex" xmlns:cx4="http://schemas.microsoft.com/office/drawing/2016/5/10/chartex" xmlns:cx5="http://schemas.microsoft.com/office/drawing/2016/5/11/chartex" xmlns:cx6="http://schemas.microsoft.com/office/drawing/2016/5/12/chartex" xmlns:cx7="http://schemas.microsoft.com/office/drawing/2016/5/13/chartex" xmlns:cx8="http://schemas.microsoft.com/office/drawing/2016/5/14/chartex" xmlns:mc="http://schemas.openxmlformats.org/markup-compatibility/2006" xmlns:aink="http://schemas.microsoft.com/office/drawing/2016/ink" xmlns:am3d="http://schemas.microsoft.com/office/drawing/2017/model3d" xmlns:o="urn:schemas-microsoft-com:office:office" xmlns:oel="http://schemas.microsoft.com/office/2019/extlst" xmlns:r="http://schemas.openxmlformats.org/officeDocument/2006/relationships" xmlns:m="http://schemas.openxmlformats.org/officeDocument/2006/math" xmlns:v="urn:schemas-microsoft-com:vml" xmlns:wp14="http://schemas.microsoft.com/office/word/2010/wordprocessingDrawing" xmlns:wp="http://schemas.openxmlformats.org/drawingml/2006/wordprocessingDrawing" xmlns:w10="urn:schemas-microsoft-com:office:word" xmlns:w="http://schemas.openxmlformats.org/wordprocessingml/2006/main" xmlns:w14="http://schemas.microsoft.com/office/word/2010/wordml" xmlns:w15="http://schemas.microsoft.com/office/word/2012/wordml" xmlns:w16cex="http://schemas.microsoft.com/office/word/2018/wordml/cex" xmlns:w16cid="http://schemas.microsoft.com/office/word/2016/wordml/cid" xmlns:w16="http://schemas.microsoft.com/office/word/2018/wordml" xmlns:w16du="http://schemas.microsoft.com/office/word/2023/wordml/word16du" xmlns:w16sdtdh="http://schemas.microsoft.com/office/word/2020/wordml/sdtdatahash" xmlns:w16se="http://schemas.microsoft.com/office/word/2015/wordml/symex" xmlns:wpg="http://schemas.microsoft.com/office/word/2010/wordprocessingGroup" xmlns:wpi="http://schemas.microsoft.com/office/word/2010/wordprocessingInk" xmlns:wne="http://schemas.microsoft.com/office/word/2006/wordml" xmlns:wps="http://schemas.microsoft.com/office/word/2010/wordprocessingShape" mc:Ignorable="w14 w15 w16se w16cid w16 w16cex w16sdtdh w16du wp14">
-  <w:abstractNum w:abstractNumId="0" w15:restartNumberingAfterBreak="0">
+<w:numbering xmlns:ve="http://schemas.openxmlformats.org/markup-compatibility/2006" xmlns:o="urn:schemas-microsoft-com:office:office" xmlns:r="http://schemas.openxmlformats.org/officeDocument/2006/relationships" xmlns:m="http://schemas.openxmlformats.org/officeDocument/2006/math" xmlns:v="urn:schemas-microsoft-com:vml" xmlns:wp="http://schemas.openxmlformats.org/drawingml/2006/wordprocessingDrawing" xmlns:w10="urn:schemas-microsoft-com:office:word" xmlns:w="http://schemas.openxmlformats.org/wordprocessingml/2006/main" xmlns:wne="http://schemas.microsoft.com/office/word/2006/wordml">
+  <w:abstractNum w:abstractNumId="0">
     <w:nsid w:val="53CD33DE"/>
     <w:multiLevelType w:val="hybridMultilevel"/>
     <w:tmpl w:val="6B3C6398"/>
@@ -2448,7 +2521,7 @@
       </w:pPr>
     </w:lvl>
   </w:abstractNum>
-  <w:abstractNum w:abstractNumId="1" w15:restartNumberingAfterBreak="0">
+  <w:abstractNum w:abstractNumId="1">
     <w:nsid w:val="719D670F"/>
     <w:multiLevelType w:val="hybridMultilevel"/>
     <w:tmpl w:val="2A66D9CE"/>
@@ -2540,17 +2613,17 @@
       </w:pPr>
     </w:lvl>
   </w:abstractNum>
-  <w:num w:numId="1" w16cid:durableId="1402679265">
+  <w:num w:numId="1">
     <w:abstractNumId w:val="1"/>
   </w:num>
-  <w:num w:numId="2" w16cid:durableId="1890846984">
+  <w:num w:numId="2">
     <w:abstractNumId w:val="0"/>
   </w:num>
 </w:numbering>
 </file>
 
 <file path=word/styles.xml><?xml version="1.0" encoding="utf-8"?>
-<w:styles xmlns:mc="http://schemas.openxmlformats.org/markup-compatibility/2006" xmlns:r="http://schemas.openxmlformats.org/officeDocument/2006/relationships" xmlns:w="http://schemas.openxmlformats.org/wordprocessingml/2006/main" xmlns:w14="http://schemas.microsoft.com/office/word/2010/wordml" xmlns:w15="http://schemas.microsoft.com/office/word/2012/wordml" xmlns:w16cex="http://schemas.microsoft.com/office/word/2018/wordml/cex" xmlns:w16cid="http://schemas.microsoft.com/office/word/2016/wordml/cid" xmlns:w16="http://schemas.microsoft.com/office/word/2018/wordml" xmlns:w16du="http://schemas.microsoft.com/office/word/2023/wordml/word16du" xmlns:w16sdtdh="http://schemas.microsoft.com/office/word/2020/wordml/sdtdatahash" xmlns:w16se="http://schemas.microsoft.com/office/word/2015/wordml/symex" mc:Ignorable="w14 w15 w16se w16cid w16 w16cex w16sdtdh w16du">
+<w:styles xmlns:r="http://schemas.openxmlformats.org/officeDocument/2006/relationships" xmlns:w="http://schemas.openxmlformats.org/wordprocessingml/2006/main">
   <w:docDefaults>
     <w:rPrDefault>
       <w:rPr>
@@ -2566,383 +2639,144 @@
       </w:pPr>
     </w:pPrDefault>
   </w:docDefaults>
-  <w:latentStyles w:defLockedState="0" w:defUIPriority="99" w:defSemiHidden="0" w:defUnhideWhenUsed="0" w:defQFormat="0" w:count="376">
-    <w:lsdException w:name="Normal" w:uiPriority="0" w:qFormat="1"/>
-    <w:lsdException w:name="heading 1" w:uiPriority="9" w:qFormat="1"/>
-    <w:lsdException w:name="heading 2" w:semiHidden="1" w:uiPriority="9" w:unhideWhenUsed="1" w:qFormat="1"/>
-    <w:lsdException w:name="heading 3" w:semiHidden="1" w:uiPriority="9" w:unhideWhenUsed="1" w:qFormat="1"/>
-    <w:lsdException w:name="heading 4" w:semiHidden="1" w:uiPriority="9" w:unhideWhenUsed="1" w:qFormat="1"/>
-    <w:lsdException w:name="heading 5" w:semiHidden="1" w:uiPriority="9" w:unhideWhenUsed="1" w:qFormat="1"/>
-    <w:lsdException w:name="heading 6" w:semiHidden="1" w:uiPriority="9" w:unhideWhenUsed="1" w:qFormat="1"/>
-    <w:lsdException w:name="heading 7" w:semiHidden="1" w:uiPriority="9" w:unhideWhenUsed="1" w:qFormat="1"/>
-    <w:lsdException w:name="heading 8" w:semiHidden="1" w:uiPriority="9" w:unhideWhenUsed="1" w:qFormat="1"/>
-    <w:lsdException w:name="heading 9" w:semiHidden="1" w:uiPriority="9" w:unhideWhenUsed="1" w:qFormat="1"/>
-    <w:lsdException w:name="index 1" w:semiHidden="1" w:unhideWhenUsed="1"/>
-    <w:lsdException w:name="index 2" w:semiHidden="1" w:unhideWhenUsed="1"/>
-    <w:lsdException w:name="index 3" w:semiHidden="1" w:unhideWhenUsed="1"/>
-    <w:lsdException w:name="index 4" w:semiHidden="1" w:unhideWhenUsed="1"/>
-    <w:lsdException w:name="index 5" w:semiHidden="1" w:unhideWhenUsed="1"/>
-    <w:lsdException w:name="index 6" w:semiHidden="1" w:unhideWhenUsed="1"/>
-    <w:lsdException w:name="index 7" w:semiHidden="1" w:unhideWhenUsed="1"/>
-    <w:lsdException w:name="index 8" w:semiHidden="1" w:unhideWhenUsed="1"/>
-    <w:lsdException w:name="index 9" w:semiHidden="1" w:unhideWhenUsed="1"/>
-    <w:lsdException w:name="toc 1" w:semiHidden="1" w:uiPriority="39" w:unhideWhenUsed="1"/>
-    <w:lsdException w:name="toc 2" w:semiHidden="1" w:uiPriority="39" w:unhideWhenUsed="1"/>
-    <w:lsdException w:name="toc 3" w:semiHidden="1" w:uiPriority="39" w:unhideWhenUsed="1"/>
-    <w:lsdException w:name="toc 4" w:semiHidden="1" w:uiPriority="39" w:unhideWhenUsed="1"/>
-    <w:lsdException w:name="toc 5" w:semiHidden="1" w:uiPriority="39" w:unhideWhenUsed="1"/>
-    <w:lsdException w:name="toc 6" w:semiHidden="1" w:uiPriority="39" w:unhideWhenUsed="1"/>
-    <w:lsdException w:name="toc 7" w:semiHidden="1" w:uiPriority="39" w:unhideWhenUsed="1"/>
-    <w:lsdException w:name="toc 8" w:semiHidden="1" w:uiPriority="39" w:unhideWhenUsed="1"/>
-    <w:lsdException w:name="toc 9" w:semiHidden="1" w:uiPriority="39" w:unhideWhenUsed="1"/>
-    <w:lsdException w:name="Normal Indent" w:semiHidden="1" w:unhideWhenUsed="1"/>
-    <w:lsdException w:name="footnote text" w:semiHidden="1" w:unhideWhenUsed="1"/>
-    <w:lsdException w:name="annotation text" w:semiHidden="1" w:unhideWhenUsed="1"/>
-    <w:lsdException w:name="header" w:semiHidden="1" w:unhideWhenUsed="1"/>
-    <w:lsdException w:name="footer" w:semiHidden="1" w:unhideWhenUsed="1"/>
-    <w:lsdException w:name="index heading" w:semiHidden="1" w:unhideWhenUsed="1"/>
-    <w:lsdException w:name="caption" w:semiHidden="1" w:uiPriority="35" w:unhideWhenUsed="1" w:qFormat="1"/>
-    <w:lsdException w:name="table of figures" w:semiHidden="1" w:unhideWhenUsed="1"/>
-    <w:lsdException w:name="envelope address" w:semiHidden="1" w:unhideWhenUsed="1"/>
-    <w:lsdException w:name="envelope return" w:semiHidden="1" w:unhideWhenUsed="1"/>
-    <w:lsdException w:name="footnote reference" w:semiHidden="1" w:unhideWhenUsed="1"/>
-    <w:lsdException w:name="annotation reference" w:semiHidden="1" w:unhideWhenUsed="1"/>
-    <w:lsdException w:name="line number" w:semiHidden="1" w:unhideWhenUsed="1"/>
-    <w:lsdException w:name="page number" w:semiHidden="1" w:unhideWhenUsed="1"/>
-    <w:lsdException w:name="endnote reference" w:semiHidden="1" w:unhideWhenUsed="1"/>
-    <w:lsdException w:name="endnote text" w:semiHidden="1" w:unhideWhenUsed="1"/>
-    <w:lsdException w:name="table of authorities" w:semiHidden="1" w:unhideWhenUsed="1"/>
-    <w:lsdException w:name="macro" w:semiHidden="1" w:unhideWhenUsed="1"/>
-    <w:lsdException w:name="toa heading" w:semiHidden="1" w:unhideWhenUsed="1"/>
-    <w:lsdException w:name="List" w:semiHidden="1" w:unhideWhenUsed="1"/>
-    <w:lsdException w:name="List Bullet" w:semiHidden="1" w:unhideWhenUsed="1"/>
-    <w:lsdException w:name="List Number" w:semiHidden="1" w:unhideWhenUsed="1"/>
-    <w:lsdException w:name="List 2" w:semiHidden="1" w:unhideWhenUsed="1"/>
-    <w:lsdException w:name="List 3" w:semiHidden="1" w:unhideWhenUsed="1"/>
-    <w:lsdException w:name="List 4" w:semiHidden="1" w:unhideWhenUsed="1"/>
-    <w:lsdException w:name="List 5" w:semiHidden="1" w:unhideWhenUsed="1"/>
-    <w:lsdException w:name="List Bullet 2" w:semiHidden="1" w:unhideWhenUsed="1"/>
-    <w:lsdException w:name="List Bullet 3" w:semiHidden="1" w:unhideWhenUsed="1"/>
-    <w:lsdException w:name="List Bullet 4" w:semiHidden="1" w:unhideWhenUsed="1"/>
-    <w:lsdException w:name="List Bullet 5" w:semiHidden="1" w:unhideWhenUsed="1"/>
-    <w:lsdException w:name="List Number 2" w:semiHidden="1" w:unhideWhenUsed="1"/>
-    <w:lsdException w:name="List Number 3" w:semiHidden="1" w:unhideWhenUsed="1"/>
-    <w:lsdException w:name="List Number 4" w:semiHidden="1" w:unhideWhenUsed="1"/>
-    <w:lsdException w:name="List Number 5" w:semiHidden="1" w:unhideWhenUsed="1"/>
-    <w:lsdException w:name="Title" w:uiPriority="10" w:qFormat="1"/>
-    <w:lsdException w:name="Closing" w:semiHidden="1" w:unhideWhenUsed="1"/>
-    <w:lsdException w:name="Signature" w:semiHidden="1" w:unhideWhenUsed="1"/>
-    <w:lsdException w:name="Default Paragraph Font" w:semiHidden="1" w:uiPriority="1" w:unhideWhenUsed="1"/>
-    <w:lsdException w:name="Body Text" w:semiHidden="1" w:unhideWhenUsed="1"/>
-    <w:lsdException w:name="Body Text Indent" w:semiHidden="1" w:unhideWhenUsed="1"/>
-    <w:lsdException w:name="List Continue" w:semiHidden="1" w:unhideWhenUsed="1"/>
-    <w:lsdException w:name="List Continue 2" w:semiHidden="1" w:unhideWhenUsed="1"/>
-    <w:lsdException w:name="List Continue 3" w:semiHidden="1" w:unhideWhenUsed="1"/>
-    <w:lsdException w:name="List Continue 4" w:semiHidden="1" w:unhideWhenUsed="1"/>
-    <w:lsdException w:name="List Continue 5" w:semiHidden="1" w:unhideWhenUsed="1"/>
-    <w:lsdException w:name="Message Header" w:semiHidden="1" w:unhideWhenUsed="1"/>
-    <w:lsdException w:name="Subtitle" w:uiPriority="11" w:qFormat="1"/>
-    <w:lsdException w:name="Salutation" w:semiHidden="1" w:unhideWhenUsed="1"/>
-    <w:lsdException w:name="Date" w:semiHidden="1" w:unhideWhenUsed="1"/>
-    <w:lsdException w:name="Body Text First Indent" w:semiHidden="1" w:unhideWhenUsed="1"/>
-    <w:lsdException w:name="Body Text First Indent 2" w:semiHidden="1" w:unhideWhenUsed="1"/>
-    <w:lsdException w:name="Note Heading" w:semiHidden="1" w:unhideWhenUsed="1"/>
-    <w:lsdException w:name="Body Text 2" w:semiHidden="1" w:unhideWhenUsed="1"/>
-    <w:lsdException w:name="Body Text 3" w:semiHidden="1" w:unhideWhenUsed="1"/>
-    <w:lsdException w:name="Body Text Indent 2" w:semiHidden="1" w:unhideWhenUsed="1"/>
-    <w:lsdException w:name="Body Text Indent 3" w:semiHidden="1" w:unhideWhenUsed="1"/>
-    <w:lsdException w:name="Block Text" w:semiHidden="1" w:unhideWhenUsed="1"/>
-    <w:lsdException w:name="Hyperlink" w:semiHidden="1" w:unhideWhenUsed="1"/>
-    <w:lsdException w:name="FollowedHyperlink" w:semiHidden="1" w:unhideWhenUsed="1"/>
-    <w:lsdException w:name="Strong" w:uiPriority="22" w:qFormat="1"/>
-    <w:lsdException w:name="Emphasis" w:uiPriority="20" w:qFormat="1"/>
-    <w:lsdException w:name="Document Map" w:semiHidden="1" w:unhideWhenUsed="1"/>
-    <w:lsdException w:name="Plain Text" w:semiHidden="1" w:unhideWhenUsed="1"/>
-    <w:lsdException w:name="E-mail Signature" w:semiHidden="1" w:unhideWhenUsed="1"/>
-    <w:lsdException w:name="HTML Top of Form" w:semiHidden="1" w:unhideWhenUsed="1"/>
-    <w:lsdException w:name="HTML Bottom of Form" w:semiHidden="1" w:unhideWhenUsed="1"/>
-    <w:lsdException w:name="Normal (Web)" w:semiHidden="1" w:unhideWhenUsed="1"/>
-    <w:lsdException w:name="HTML Acronym" w:semiHidden="1" w:unhideWhenUsed="1"/>
-    <w:lsdException w:name="HTML Address" w:semiHidden="1" w:unhideWhenUsed="1"/>
-    <w:lsdException w:name="HTML Cite" w:semiHidden="1" w:unhideWhenUsed="1"/>
-    <w:lsdException w:name="HTML Code" w:semiHidden="1" w:unhideWhenUsed="1"/>
-    <w:lsdException w:name="HTML Definition" w:semiHidden="1" w:unhideWhenUsed="1"/>
-    <w:lsdException w:name="HTML Keyboard" w:semiHidden="1" w:unhideWhenUsed="1"/>
-    <w:lsdException w:name="HTML Preformatted" w:semiHidden="1" w:unhideWhenUsed="1"/>
-    <w:lsdException w:name="HTML Sample" w:semiHidden="1" w:unhideWhenUsed="1"/>
-    <w:lsdException w:name="HTML Typewriter" w:semiHidden="1" w:unhideWhenUsed="1"/>
-    <w:lsdException w:name="HTML Variable" w:semiHidden="1" w:unhideWhenUsed="1"/>
-    <w:lsdException w:name="Normal Table" w:semiHidden="1" w:unhideWhenUsed="1"/>
-    <w:lsdException w:name="annotation subject" w:semiHidden="1" w:unhideWhenUsed="1"/>
-    <w:lsdException w:name="No List" w:semiHidden="1" w:unhideWhenUsed="1"/>
-    <w:lsdException w:name="Outline List 1" w:semiHidden="1" w:unhideWhenUsed="1"/>
-    <w:lsdException w:name="Outline List 2" w:semiHidden="1" w:unhideWhenUsed="1"/>
-    <w:lsdException w:name="Outline List 3" w:semiHidden="1" w:unhideWhenUsed="1"/>
-    <w:lsdException w:name="Table Simple 1" w:semiHidden="1" w:unhideWhenUsed="1"/>
-    <w:lsdException w:name="Table Simple 2" w:semiHidden="1" w:unhideWhenUsed="1"/>
-    <w:lsdException w:name="Table Simple 3" w:semiHidden="1" w:unhideWhenUsed="1"/>
-    <w:lsdException w:name="Table Classic 1" w:semiHidden="1" w:unhideWhenUsed="1"/>
-    <w:lsdException w:name="Table Classic 2" w:semiHidden="1" w:unhideWhenUsed="1"/>
-    <w:lsdException w:name="Table Classic 3" w:semiHidden="1" w:unhideWhenUsed="1"/>
-    <w:lsdException w:name="Table Classic 4" w:semiHidden="1" w:unhideWhenUsed="1"/>
-    <w:lsdException w:name="Table Colorful 1" w:semiHidden="1" w:unhideWhenUsed="1"/>
-    <w:lsdException w:name="Table Colorful 2" w:semiHidden="1" w:unhideWhenUsed="1"/>
-    <w:lsdException w:name="Table Colorful 3" w:semiHidden="1" w:unhideWhenUsed="1"/>
-    <w:lsdException w:name="Table Columns 1" w:semiHidden="1" w:unhideWhenUsed="1"/>
-    <w:lsdException w:name="Table Columns 2" w:semiHidden="1" w:unhideWhenUsed="1"/>
-    <w:lsdException w:name="Table Columns 3" w:semiHidden="1" w:unhideWhenUsed="1"/>
-    <w:lsdException w:name="Table Columns 4" w:semiHidden="1" w:unhideWhenUsed="1"/>
-    <w:lsdException w:name="Table Columns 5" w:semiHidden="1" w:unhideWhenUsed="1"/>
-    <w:lsdException w:name="Table Grid 1" w:semiHidden="1" w:unhideWhenUsed="1"/>
-    <w:lsdException w:name="Table Grid 2" w:semiHidden="1" w:unhideWhenUsed="1"/>
-    <w:lsdException w:name="Table Grid 3" w:semiHidden="1" w:unhideWhenUsed="1"/>
-    <w:lsdException w:name="Table Grid 4" w:semiHidden="1" w:unhideWhenUsed="1"/>
-    <w:lsdException w:name="Table Grid 5" w:semiHidden="1" w:unhideWhenUsed="1"/>
-    <w:lsdException w:name="Table Grid 6" w:semiHidden="1" w:unhideWhenUsed="1"/>
-    <w:lsdException w:name="Table Grid 7" w:semiHidden="1" w:unhideWhenUsed="1"/>
-    <w:lsdException w:name="Table Grid 8" w:semiHidden="1" w:unhideWhenUsed="1"/>
-    <w:lsdException w:name="Table List 1" w:semiHidden="1" w:unhideWhenUsed="1"/>
-    <w:lsdException w:name="Table List 2" w:semiHidden="1" w:unhideWhenUsed="1"/>
-    <w:lsdException w:name="Table List 3" w:semiHidden="1" w:unhideWhenUsed="1"/>
-    <w:lsdException w:name="Table List 4" w:semiHidden="1" w:unhideWhenUsed="1"/>
-    <w:lsdException w:name="Table List 5" w:semiHidden="1" w:unhideWhenUsed="1"/>
-    <w:lsdException w:name="Table List 6" w:semiHidden="1" w:unhideWhenUsed="1"/>
-    <w:lsdException w:name="Table List 7" w:semiHidden="1" w:unhideWhenUsed="1"/>
-    <w:lsdException w:name="Table List 8" w:semiHidden="1" w:unhideWhenUsed="1"/>
-    <w:lsdException w:name="Table 3D effects 1" w:semiHidden="1" w:unhideWhenUsed="1"/>
-    <w:lsdException w:name="Table 3D effects 2" w:semiHidden="1" w:unhideWhenUsed="1"/>
-    <w:lsdException w:name="Table 3D effects 3" w:semiHidden="1" w:unhideWhenUsed="1"/>
-    <w:lsdException w:name="Table Contemporary" w:semiHidden="1" w:unhideWhenUsed="1"/>
-    <w:lsdException w:name="Table Elegant" w:semiHidden="1" w:unhideWhenUsed="1"/>
-    <w:lsdException w:name="Table Professional" w:semiHidden="1" w:unhideWhenUsed="1"/>
-    <w:lsdException w:name="Table Subtle 1" w:semiHidden="1" w:unhideWhenUsed="1"/>
-    <w:lsdException w:name="Table Subtle 2" w:semiHidden="1" w:unhideWhenUsed="1"/>
-    <w:lsdException w:name="Table Web 1" w:semiHidden="1" w:unhideWhenUsed="1"/>
-    <w:lsdException w:name="Table Web 2" w:semiHidden="1" w:unhideWhenUsed="1"/>
-    <w:lsdException w:name="Table Web 3" w:semiHidden="1" w:unhideWhenUsed="1"/>
-    <w:lsdException w:name="Balloon Text" w:semiHidden="1" w:unhideWhenUsed="1"/>
-    <w:lsdException w:name="Table Grid" w:uiPriority="39"/>
-    <w:lsdException w:name="Table Theme" w:semiHidden="1" w:unhideWhenUsed="1"/>
-    <w:lsdException w:name="Placeholder Text" w:semiHidden="1"/>
-    <w:lsdException w:name="No Spacing" w:uiPriority="1" w:qFormat="1"/>
-    <w:lsdException w:name="Light Shading" w:uiPriority="60"/>
-    <w:lsdException w:name="Light List" w:uiPriority="61"/>
-    <w:lsdException w:name="Light Grid" w:uiPriority="62"/>
-    <w:lsdException w:name="Medium Shading 1" w:uiPriority="63"/>
-    <w:lsdException w:name="Medium Shading 2" w:uiPriority="64"/>
-    <w:lsdException w:name="Medium List 1" w:uiPriority="65"/>
-    <w:lsdException w:name="Medium List 2" w:uiPriority="66"/>
-    <w:lsdException w:name="Medium Grid 1" w:uiPriority="67"/>
-    <w:lsdException w:name="Medium Grid 2" w:uiPriority="68"/>
-    <w:lsdException w:name="Medium Grid 3" w:uiPriority="69"/>
-    <w:lsdException w:name="Dark List" w:uiPriority="70"/>
-    <w:lsdException w:name="Colorful Shading" w:uiPriority="71"/>
-    <w:lsdException w:name="Colorful List" w:uiPriority="72"/>
-    <w:lsdException w:name="Colorful Grid" w:uiPriority="73"/>
-    <w:lsdException w:name="Light Shading Accent 1" w:uiPriority="60"/>
-    <w:lsdException w:name="Light List Accent 1" w:uiPriority="61"/>
-    <w:lsdException w:name="Light Grid Accent 1" w:uiPriority="62"/>
-    <w:lsdException w:name="Medium Shading 1 Accent 1" w:uiPriority="63"/>
-    <w:lsdException w:name="Medium Shading 2 Accent 1" w:uiPriority="64"/>
-    <w:lsdException w:name="Medium List 1 Accent 1" w:uiPriority="65"/>
-    <w:lsdException w:name="Revision" w:semiHidden="1"/>
-    <w:lsdException w:name="List Paragraph" w:uiPriority="34" w:qFormat="1"/>
-    <w:lsdException w:name="Quote" w:uiPriority="29" w:qFormat="1"/>
-    <w:lsdException w:name="Intense Quote" w:uiPriority="30" w:qFormat="1"/>
-    <w:lsdException w:name="Medium List 2 Accent 1" w:uiPriority="66"/>
-    <w:lsdException w:name="Medium Grid 1 Accent 1" w:uiPriority="67"/>
-    <w:lsdException w:name="Medium Grid 2 Accent 1" w:uiPriority="68"/>
-    <w:lsdException w:name="Medium Grid 3 Accent 1" w:uiPriority="69"/>
-    <w:lsdException w:name="Dark List Accent 1" w:uiPriority="70"/>
-    <w:lsdException w:name="Colorful Shading Accent 1" w:uiPriority="71"/>
-    <w:lsdException w:name="Colorful List Accent 1" w:uiPriority="72"/>
-    <w:lsdException w:name="Colorful Grid Accent 1" w:uiPriority="73"/>
-    <w:lsdException w:name="Light Shading Accent 2" w:uiPriority="60"/>
-    <w:lsdException w:name="Light List Accent 2" w:uiPriority="61"/>
-    <w:lsdException w:name="Light Grid Accent 2" w:uiPriority="62"/>
-    <w:lsdException w:name="Medium Shading 1 Accent 2" w:uiPriority="63"/>
-    <w:lsdException w:name="Medium Shading 2 Accent 2" w:uiPriority="64"/>
-    <w:lsdException w:name="Medium List 1 Accent 2" w:uiPriority="65"/>
-    <w:lsdException w:name="Medium List 2 Accent 2" w:uiPriority="66"/>
-    <w:lsdException w:name="Medium Grid 1 Accent 2" w:uiPriority="67"/>
-    <w:lsdException w:name="Medium Grid 2 Accent 2" w:uiPriority="68"/>
-    <w:lsdException w:name="Medium Grid 3 Accent 2" w:uiPriority="69"/>
-    <w:lsdException w:name="Dark List Accent 2" w:uiPriority="70"/>
-    <w:lsdException w:name="Colorful Shading Accent 2" w:uiPriority="71"/>
-    <w:lsdException w:name="Colorful List Accent 2" w:uiPriority="72"/>
-    <w:lsdException w:name="Colorful Grid Accent 2" w:uiPriority="73"/>
-    <w:lsdException w:name="Light Shading Accent 3" w:uiPriority="60"/>
-    <w:lsdException w:name="Light List Accent 3" w:uiPriority="61"/>
-    <w:lsdException w:name="Light Grid Accent 3" w:uiPriority="62"/>
-    <w:lsdException w:name="Medium Shading 1 Accent 3" w:uiPriority="63"/>
-    <w:lsdException w:name="Medium Shading 2 Accent 3" w:uiPriority="64"/>
-    <w:lsdException w:name="Medium List 1 Accent 3" w:uiPriority="65"/>
-    <w:lsdException w:name="Medium List 2 Accent 3" w:uiPriority="66"/>
-    <w:lsdException w:name="Medium Grid 1 Accent 3" w:uiPriority="67"/>
-    <w:lsdException w:name="Medium Grid 2 Accent 3" w:uiPriority="68"/>
-    <w:lsdException w:name="Medium Grid 3 Accent 3" w:uiPriority="69"/>
-    <w:lsdException w:name="Dark List Accent 3" w:uiPriority="70"/>
-    <w:lsdException w:name="Colorful Shading Accent 3" w:uiPriority="71"/>
-    <w:lsdException w:name="Colorful List Accent 3" w:uiPriority="72"/>
-    <w:lsdException w:name="Colorful Grid Accent 3" w:uiPriority="73"/>
-    <w:lsdException w:name="Light Shading Accent 4" w:uiPriority="60"/>
-    <w:lsdException w:name="Light List Accent 4" w:uiPriority="61"/>
-    <w:lsdException w:name="Light Grid Accent 4" w:uiPriority="62"/>
-    <w:lsdException w:name="Medium Shading 1 Accent 4" w:uiPriority="63"/>
-    <w:lsdException w:name="Medium Shading 2 Accent 4" w:uiPriority="64"/>
-    <w:lsdException w:name="Medium List 1 Accent 4" w:uiPriority="65"/>
-    <w:lsdException w:name="Medium List 2 Accent 4" w:uiPriority="66"/>
-    <w:lsdException w:name="Medium Grid 1 Accent 4" w:uiPriority="67"/>
-    <w:lsdException w:name="Medium Grid 2 Accent 4" w:uiPriority="68"/>
-    <w:lsdException w:name="Medium Grid 3 Accent 4" w:uiPriority="69"/>
-    <w:lsdException w:name="Dark List Accent 4" w:uiPriority="70"/>
-    <w:lsdException w:name="Colorful Shading Accent 4" w:uiPriority="71"/>
-    <w:lsdException w:name="Colorful List Accent 4" w:uiPriority="72"/>
-    <w:lsdException w:name="Colorful Grid Accent 4" w:uiPriority="73"/>
-    <w:lsdException w:name="Light Shading Accent 5" w:uiPriority="60"/>
-    <w:lsdException w:name="Light List Accent 5" w:uiPriority="61"/>
-    <w:lsdException w:name="Light Grid Accent 5" w:uiPriority="62"/>
-    <w:lsdException w:name="Medium Shading 1 Accent 5" w:uiPriority="63"/>
-    <w:lsdException w:name="Medium Shading 2 Accent 5" w:uiPriority="64"/>
-    <w:lsdException w:name="Medium List 1 Accent 5" w:uiPriority="65"/>
-    <w:lsdException w:name="Medium List 2 Accent 5" w:uiPriority="66"/>
-    <w:lsdException w:name="Medium Grid 1 Accent 5" w:uiPriority="67"/>
-    <w:lsdException w:name="Medium Grid 2 Accent 5" w:uiPriority="68"/>
-    <w:lsdException w:name="Medium Grid 3 Accent 5" w:uiPriority="69"/>
-    <w:lsdException w:name="Dark List Accent 5" w:uiPriority="70"/>
-    <w:lsdException w:name="Colorful Shading Accent 5" w:uiPriority="71"/>
-    <w:lsdException w:name="Colorful List Accent 5" w:uiPriority="72"/>
-    <w:lsdException w:name="Colorful Grid Accent 5" w:uiPriority="73"/>
-    <w:lsdException w:name="Light Shading Accent 6" w:uiPriority="60"/>
-    <w:lsdException w:name="Light List Accent 6" w:uiPriority="61"/>
-    <w:lsdException w:name="Light Grid Accent 6" w:uiPriority="62"/>
-    <w:lsdException w:name="Medium Shading 1 Accent 6" w:uiPriority="63"/>
-    <w:lsdException w:name="Medium Shading 2 Accent 6" w:uiPriority="64"/>
-    <w:lsdException w:name="Medium List 1 Accent 6" w:uiPriority="65"/>
-    <w:lsdException w:name="Medium List 2 Accent 6" w:uiPriority="66"/>
-    <w:lsdException w:name="Medium Grid 1 Accent 6" w:uiPriority="67"/>
-    <w:lsdException w:name="Medium Grid 2 Accent 6" w:uiPriority="68"/>
-    <w:lsdException w:name="Medium Grid 3 Accent 6" w:uiPriority="69"/>
-    <w:lsdException w:name="Dark List Accent 6" w:uiPriority="70"/>
-    <w:lsdException w:name="Colorful Shading Accent 6" w:uiPriority="71"/>
-    <w:lsdException w:name="Colorful List Accent 6" w:uiPriority="72"/>
-    <w:lsdException w:name="Colorful Grid Accent 6" w:uiPriority="73"/>
-    <w:lsdException w:name="Subtle Emphasis" w:uiPriority="19" w:qFormat="1"/>
-    <w:lsdException w:name="Intense Emphasis" w:uiPriority="21" w:qFormat="1"/>
-    <w:lsdException w:name="Subtle Reference" w:uiPriority="31" w:qFormat="1"/>
-    <w:lsdException w:name="Intense Reference" w:uiPriority="32" w:qFormat="1"/>
-    <w:lsdException w:name="Book Title" w:uiPriority="33" w:qFormat="1"/>
-    <w:lsdException w:name="Bibliography" w:semiHidden="1" w:uiPriority="37" w:unhideWhenUsed="1"/>
-    <w:lsdException w:name="TOC Heading" w:semiHidden="1" w:uiPriority="39" w:unhideWhenUsed="1" w:qFormat="1"/>
-    <w:lsdException w:name="Plain Table 1" w:uiPriority="41"/>
-    <w:lsdException w:name="Plain Table 2" w:uiPriority="42"/>
-    <w:lsdException w:name="Plain Table 3" w:uiPriority="43"/>
-    <w:lsdException w:name="Plain Table 4" w:uiPriority="44"/>
-    <w:lsdException w:name="Plain Table 5" w:uiPriority="45"/>
-    <w:lsdException w:name="Grid Table Light" w:uiPriority="40"/>
-    <w:lsdException w:name="Grid Table 1 Light" w:uiPriority="46"/>
-    <w:lsdException w:name="Grid Table 2" w:uiPriority="47"/>
-    <w:lsdException w:name="Grid Table 3" w:uiPriority="48"/>
-    <w:lsdException w:name="Grid Table 4" w:uiPriority="49"/>
-    <w:lsdException w:name="Grid Table 5 Dark" w:uiPriority="50"/>
-    <w:lsdException w:name="Grid Table 6 Colorful" w:uiPriority="51"/>
-    <w:lsdException w:name="Grid Table 7 Colorful" w:uiPriority="52"/>
-    <w:lsdException w:name="Grid Table 1 Light Accent 1" w:uiPriority="46"/>
-    <w:lsdException w:name="Grid Table 2 Accent 1" w:uiPriority="47"/>
-    <w:lsdException w:name="Grid Table 3 Accent 1" w:uiPriority="48"/>
-    <w:lsdException w:name="Grid Table 4 Accent 1" w:uiPriority="49"/>
-    <w:lsdException w:name="Grid Table 5 Dark Accent 1" w:uiPriority="50"/>
-    <w:lsdException w:name="Grid Table 6 Colorful Accent 1" w:uiPriority="51"/>
-    <w:lsdException w:name="Grid Table 7 Colorful Accent 1" w:uiPriority="52"/>
-    <w:lsdException w:name="Grid Table 1 Light Accent 2" w:uiPriority="46"/>
-    <w:lsdException w:name="Grid Table 2 Accent 2" w:uiPriority="47"/>
-    <w:lsdException w:name="Grid Table 3 Accent 2" w:uiPriority="48"/>
-    <w:lsdException w:name="Grid Table 4 Accent 2" w:uiPriority="49"/>
-    <w:lsdException w:name="Grid Table 5 Dark Accent 2" w:uiPriority="50"/>
-    <w:lsdException w:name="Grid Table 6 Colorful Accent 2" w:uiPriority="51"/>
-    <w:lsdException w:name="Grid Table 7 Colorful Accent 2" w:uiPriority="52"/>
-    <w:lsdException w:name="Grid Table 1 Light Accent 3" w:uiPriority="46"/>
-    <w:lsdException w:name="Grid Table 2 Accent 3" w:uiPriority="47"/>
-    <w:lsdException w:name="Grid Table 3 Accent 3" w:uiPriority="48"/>
-    <w:lsdException w:name="Grid Table 4 Accent 3" w:uiPriority="49"/>
-    <w:lsdException w:name="Grid Table 5 Dark Accent 3" w:uiPriority="50"/>
-    <w:lsdException w:name="Grid Table 6 Colorful Accent 3" w:uiPriority="51"/>
-    <w:lsdException w:name="Grid Table 7 Colorful Accent 3" w:uiPriority="52"/>
-    <w:lsdException w:name="Grid Table 1 Light Accent 4" w:uiPriority="46"/>
-    <w:lsdException w:name="Grid Table 2 Accent 4" w:uiPriority="47"/>
-    <w:lsdException w:name="Grid Table 3 Accent 4" w:uiPriority="48"/>
-    <w:lsdException w:name="Grid Table 4 Accent 4" w:uiPriority="49"/>
-    <w:lsdException w:name="Grid Table 5 Dark Accent 4" w:uiPriority="50"/>
-    <w:lsdException w:name="Grid Table 6 Colorful Accent 4" w:uiPriority="51"/>
-    <w:lsdException w:name="Grid Table 7 Colorful Accent 4" w:uiPriority="52"/>
-    <w:lsdException w:name="Grid Table 1 Light Accent 5" w:uiPriority="46"/>
-    <w:lsdException w:name="Grid Table 2 Accent 5" w:uiPriority="47"/>
-    <w:lsdException w:name="Grid Table 3 Accent 5" w:uiPriority="48"/>
-    <w:lsdException w:name="Grid Table 4 Accent 5" w:uiPriority="49"/>
-    <w:lsdException w:name="Grid Table 5 Dark Accent 5" w:uiPriority="50"/>
-    <w:lsdException w:name="Grid Table 6 Colorful Accent 5" w:uiPriority="51"/>
-    <w:lsdException w:name="Grid Table 7 Colorful Accent 5" w:uiPriority="52"/>
-    <w:lsdException w:name="Grid Table 1 Light Accent 6" w:uiPriority="46"/>
-    <w:lsdException w:name="Grid Table 2 Accent 6" w:uiPriority="47"/>
-    <w:lsdException w:name="Grid Table 3 Accent 6" w:uiPriority="48"/>
-    <w:lsdException w:name="Grid Table 4 Accent 6" w:uiPriority="49"/>
-    <w:lsdException w:name="Grid Table 5 Dark Accent 6" w:uiPriority="50"/>
-    <w:lsdException w:name="Grid Table 6 Colorful Accent 6" w:uiPriority="51"/>
-    <w:lsdException w:name="Grid Table 7 Colorful Accent 6" w:uiPriority="52"/>
-    <w:lsdException w:name="List Table 1 Light" w:uiPriority="46"/>
-    <w:lsdException w:name="List Table 2" w:uiPriority="47"/>
-    <w:lsdException w:name="List Table 3" w:uiPriority="48"/>
-    <w:lsdException w:name="List Table 4" w:uiPriority="49"/>
-    <w:lsdException w:name="List Table 5 Dark" w:uiPriority="50"/>
-    <w:lsdException w:name="List Table 6 Colorful" w:uiPriority="51"/>
-    <w:lsdException w:name="List Table 7 Colorful" w:uiPriority="52"/>
-    <w:lsdException w:name="List Table 1 Light Accent 1" w:uiPriority="46"/>
-    <w:lsdException w:name="List Table 2 Accent 1" w:uiPriority="47"/>
-    <w:lsdException w:name="List Table 3 Accent 1" w:uiPriority="48"/>
-    <w:lsdException w:name="List Table 4 Accent 1" w:uiPriority="49"/>
-    <w:lsdException w:name="List Table 5 Dark Accent 1" w:uiPriority="50"/>
-    <w:lsdException w:name="List Table 6 Colorful Accent 1" w:uiPriority="51"/>
-    <w:lsdException w:name="List Table 7 Colorful Accent 1" w:uiPriority="52"/>
-    <w:lsdException w:name="List Table 1 Light Accent 2" w:uiPriority="46"/>
-    <w:lsdException w:name="List Table 2 Accent 2" w:uiPriority="47"/>
-    <w:lsdException w:name="List Table 3 Accent 2" w:uiPriority="48"/>
-    <w:lsdException w:name="List Table 4 Accent 2" w:uiPriority="49"/>
-    <w:lsdException w:name="List Table 5 Dark Accent 2" w:uiPriority="50"/>
-    <w:lsdException w:name="List Table 6 Colorful Accent 2" w:uiPriority="51"/>
-    <w:lsdException w:name="List Table 7 Colorful Accent 2" w:uiPriority="52"/>
-    <w:lsdException w:name="List Table 1 Light Accent 3" w:uiPriority="46"/>
-    <w:lsdException w:name="List Table 2 Accent 3" w:uiPriority="47"/>
-    <w:lsdException w:name="List Table 3 Accent 3" w:uiPriority="48"/>
-    <w:lsdException w:name="List Table 4 Accent 3" w:uiPriority="49"/>
-    <w:lsdException w:name="List Table 5 Dark Accent 3" w:uiPriority="50"/>
-    <w:lsdException w:name="List Table 6 Colorful Accent 3" w:uiPriority="51"/>
-    <w:lsdException w:name="List Table 7 Colorful Accent 3" w:uiPriority="52"/>
-    <w:lsdException w:name="List Table 1 Light Accent 4" w:uiPriority="46"/>
-    <w:lsdException w:name="List Table 2 Accent 4" w:uiPriority="47"/>
-    <w:lsdException w:name="List Table 3 Accent 4" w:uiPriority="48"/>
-    <w:lsdException w:name="List Table 4 Accent 4" w:uiPriority="49"/>
-    <w:lsdException w:name="List Table 5 Dark Accent 4" w:uiPriority="50"/>
-    <w:lsdException w:name="List Table 6 Colorful Accent 4" w:uiPriority="51"/>
-    <w:lsdException w:name="List Table 7 Colorful Accent 4" w:uiPriority="52"/>
-    <w:lsdException w:name="List Table 1 Light Accent 5" w:uiPriority="46"/>
-    <w:lsdException w:name="List Table 2 Accent 5" w:uiPriority="47"/>
-    <w:lsdException w:name="List Table 3 Accent 5" w:uiPriority="48"/>
-    <w:lsdException w:name="List Table 4 Accent 5" w:uiPriority="49"/>
-    <w:lsdException w:name="List Table 5 Dark Accent 5" w:uiPriority="50"/>
-    <w:lsdException w:name="List Table 6 Colorful Accent 5" w:uiPriority="51"/>
-    <w:lsdException w:name="List Table 7 Colorful Accent 5" w:uiPriority="52"/>
-    <w:lsdException w:name="List Table 1 Light Accent 6" w:uiPriority="46"/>
-    <w:lsdException w:name="List Table 2 Accent 6" w:uiPriority="47"/>
-    <w:lsdException w:name="List Table 3 Accent 6" w:uiPriority="48"/>
-    <w:lsdException w:name="List Table 4 Accent 6" w:uiPriority="49"/>
-    <w:lsdException w:name="List Table 5 Dark Accent 6" w:uiPriority="50"/>
-    <w:lsdException w:name="List Table 6 Colorful Accent 6" w:uiPriority="51"/>
-    <w:lsdException w:name="List Table 7 Colorful Accent 6" w:uiPriority="52"/>
-    <w:lsdException w:name="Mention" w:semiHidden="1" w:unhideWhenUsed="1"/>
-    <w:lsdException w:name="Smart Hyperlink" w:semiHidden="1" w:unhideWhenUsed="1"/>
-    <w:lsdException w:name="Hashtag" w:semiHidden="1" w:unhideWhenUsed="1"/>
-    <w:lsdException w:name="Unresolved Mention" w:semiHidden="1" w:unhideWhenUsed="1"/>
-    <w:lsdException w:name="Smart Link" w:semiHidden="1" w:unhideWhenUsed="1"/>
+  <w:latentStyles w:defLockedState="0" w:defUIPriority="99" w:defSemiHidden="1" w:defUnhideWhenUsed="1" w:defQFormat="0" w:count="267">
+    <w:lsdException w:name="Normal" w:semiHidden="0" w:uiPriority="0" w:unhideWhenUsed="0" w:qFormat="1"/>
+    <w:lsdException w:name="heading 1" w:semiHidden="0" w:uiPriority="9" w:unhideWhenUsed="0" w:qFormat="1"/>
+    <w:lsdException w:name="heading 2" w:uiPriority="9" w:qFormat="1"/>
+    <w:lsdException w:name="heading 3" w:uiPriority="9" w:qFormat="1"/>
+    <w:lsdException w:name="heading 4" w:uiPriority="9" w:qFormat="1"/>
+    <w:lsdException w:name="heading 5" w:uiPriority="9" w:qFormat="1"/>
+    <w:lsdException w:name="heading 6" w:uiPriority="9" w:qFormat="1"/>
+    <w:lsdException w:name="heading 7" w:uiPriority="9" w:qFormat="1"/>
+    <w:lsdException w:name="heading 8" w:uiPriority="9" w:qFormat="1"/>
+    <w:lsdException w:name="heading 9" w:uiPriority="9" w:qFormat="1"/>
+    <w:lsdException w:name="toc 1" w:uiPriority="39"/>
+    <w:lsdException w:name="toc 2" w:uiPriority="39"/>
+    <w:lsdException w:name="toc 3" w:uiPriority="39"/>
+    <w:lsdException w:name="toc 4" w:uiPriority="39"/>
+    <w:lsdException w:name="toc 5" w:uiPriority="39"/>
+    <w:lsdException w:name="toc 6" w:uiPriority="39"/>
+    <w:lsdException w:name="toc 7" w:uiPriority="39"/>
+    <w:lsdException w:name="toc 8" w:uiPriority="39"/>
+    <w:lsdException w:name="toc 9" w:uiPriority="39"/>
+    <w:lsdException w:name="caption" w:uiPriority="35" w:qFormat="1"/>
+    <w:lsdException w:name="Title" w:semiHidden="0" w:uiPriority="10" w:unhideWhenUsed="0" w:qFormat="1"/>
+    <w:lsdException w:name="Default Paragraph Font" w:uiPriority="1"/>
+    <w:lsdException w:name="Subtitle" w:semiHidden="0" w:uiPriority="11" w:unhideWhenUsed="0" w:qFormat="1"/>
+    <w:lsdException w:name="Strong" w:semiHidden="0" w:uiPriority="22" w:unhideWhenUsed="0" w:qFormat="1"/>
+    <w:lsdException w:name="Emphasis" w:semiHidden="0" w:uiPriority="20" w:unhideWhenUsed="0" w:qFormat="1"/>
+    <w:lsdException w:name="Table Grid" w:semiHidden="0" w:uiPriority="39" w:unhideWhenUsed="0"/>
+    <w:lsdException w:name="Placeholder Text" w:unhideWhenUsed="0"/>
+    <w:lsdException w:name="No Spacing" w:semiHidden="0" w:uiPriority="1" w:unhideWhenUsed="0" w:qFormat="1"/>
+    <w:lsdException w:name="Light Shading" w:semiHidden="0" w:uiPriority="60" w:unhideWhenUsed="0"/>
+    <w:lsdException w:name="Light List" w:semiHidden="0" w:uiPriority="61" w:unhideWhenUsed="0"/>
+    <w:lsdException w:name="Light Grid" w:semiHidden="0" w:uiPriority="62" w:unhideWhenUsed="0"/>
+    <w:lsdException w:name="Medium Shading 1" w:semiHidden="0" w:uiPriority="63" w:unhideWhenUsed="0"/>
+    <w:lsdException w:name="Medium Shading 2" w:semiHidden="0" w:uiPriority="64" w:unhideWhenUsed="0"/>
+    <w:lsdException w:name="Medium List 1" w:semiHidden="0" w:uiPriority="65" w:unhideWhenUsed="0"/>
+    <w:lsdException w:name="Medium List 2" w:semiHidden="0" w:uiPriority="66" w:unhideWhenUsed="0"/>
+    <w:lsdException w:name="Medium Grid 1" w:semiHidden="0" w:uiPriority="67" w:unhideWhenUsed="0"/>
+    <w:lsdException w:name="Medium Grid 2" w:semiHidden="0" w:uiPriority="68" w:unhideWhenUsed="0"/>
+    <w:lsdException w:name="Medium Grid 3" w:semiHidden="0" w:uiPriority="69" w:unhideWhenUsed="0"/>
+    <w:lsdException w:name="Dark List" w:semiHidden="0" w:uiPriority="70" w:unhideWhenUsed="0"/>
+    <w:lsdException w:name="Colorful Shading" w:semiHidden="0" w:uiPriority="71" w:unhideWhenUsed="0"/>
+    <w:lsdException w:name="Colorful List" w:semiHidden="0" w:uiPriority="72" w:unhideWhenUsed="0"/>
+    <w:lsdException w:name="Colorful Grid" w:semiHidden="0" w:uiPriority="73" w:unhideWhenUsed="0"/>
+    <w:lsdException w:name="Light Shading Accent 1" w:semiHidden="0" w:uiPriority="60" w:unhideWhenUsed="0"/>
+    <w:lsdException w:name="Light List Accent 1" w:semiHidden="0" w:uiPriority="61" w:unhideWhenUsed="0"/>
+    <w:lsdException w:name="Light Grid Accent 1" w:semiHidden="0" w:uiPriority="62" w:unhideWhenUsed="0"/>
+    <w:lsdException w:name="Medium Shading 1 Accent 1" w:semiHidden="0" w:uiPriority="63" w:unhideWhenUsed="0"/>
+    <w:lsdException w:name="Medium Shading 2 Accent 1" w:semiHidden="0" w:uiPriority="64" w:unhideWhenUsed="0"/>
+    <w:lsdException w:name="Medium List 1 Accent 1" w:semiHidden="0" w:uiPriority="65" w:unhideWhenUsed="0"/>
+    <w:lsdException w:name="Revision" w:unhideWhenUsed="0"/>
+    <w:lsdException w:name="List Paragraph" w:semiHidden="0" w:uiPriority="34" w:unhideWhenUsed="0" w:qFormat="1"/>
+    <w:lsdException w:name="Quote" w:semiHidden="0" w:uiPriority="29" w:unhideWhenUsed="0" w:qFormat="1"/>
+    <w:lsdException w:name="Intense Quote" w:semiHidden="0" w:uiPriority="30" w:unhideWhenUsed="0" w:qFormat="1"/>
+    <w:lsdException w:name="Medium List 2 Accent 1" w:semiHidden="0" w:uiPriority="66" w:unhideWhenUsed="0"/>
+    <w:lsdException w:name="Medium Grid 1 Accent 1" w:semiHidden="0" w:uiPriority="67" w:unhideWhenUsed="0"/>
+    <w:lsdException w:name="Medium Grid 2 Accent 1" w:semiHidden="0" w:uiPriority="68" w:unhideWhenUsed="0"/>
+    <w:lsdException w:name="Medium Grid 3 Accent 1" w:semiHidden="0" w:uiPriority="69" w:unhideWhenUsed="0"/>
+    <w:lsdException w:name="Dark List Accent 1" w:semiHidden="0" w:uiPriority="70" w:unhideWhenUsed="0"/>
+    <w:lsdException w:name="Colorful Shading Accent 1" w:semiHidden="0" w:uiPriority="71" w:unhideWhenUsed="0"/>
+    <w:lsdException w:name="Colorful List Accent 1" w:semiHidden="0" w:uiPriority="72" w:unhideWhenUsed="0"/>
+    <w:lsdException w:name="Colorful Grid Accent 1" w:semiHidden="0" w:uiPriority="73" w:unhideWhenUsed="0"/>
+    <w:lsdException w:name="Light Shading Accent 2" w:semiHidden="0" w:uiPriority="60" w:unhideWhenUsed="0"/>
+    <w:lsdException w:name="Light List Accent 2" w:semiHidden="0" w:uiPriority="61" w:unhideWhenUsed="0"/>
+    <w:lsdException w:name="Light Grid Accent 2" w:semiHidden="0" w:uiPriority="62" w:unhideWhenUsed="0"/>
+    <w:lsdException w:name="Medium Shading 1 Accent 2" w:semiHidden="0" w:uiPriority="63" w:unhideWhenUsed="0"/>
+    <w:lsdException w:name="Medium Shading 2 Accent 2" w:semiHidden="0" w:uiPriority="64" w:unhideWhenUsed="0"/>
+    <w:lsdException w:name="Medium List 1 Accent 2" w:semiHidden="0" w:uiPriority="65" w:unhideWhenUsed="0"/>
+    <w:lsdException w:name="Medium List 2 Accent 2" w:semiHidden="0" w:uiPriority="66" w:unhideWhenUsed="0"/>
+    <w:lsdException w:name="Medium Grid 1 Accent 2" w:semiHidden="0" w:uiPriority="67" w:unhideWhenUsed="0"/>
+    <w:lsdException w:name="Medium Grid 2 Accent 2" w:semiHidden="0" w:uiPriority="68" w:unhideWhenUsed="0"/>
+    <w:lsdException w:name="Medium Grid 3 Accent 2" w:semiHidden="0" w:uiPriority="69" w:unhideWhenUsed="0"/>
+    <w:lsdException w:name="Dark List Accent 2" w:semiHidden="0" w:uiPriority="70" w:unhideWhenUsed="0"/>
+    <w:lsdException w:name="Colorful Shading Accent 2" w:semiHidden="0" w:uiPriority="71" w:unhideWhenUsed="0"/>
+    <w:lsdException w:name="Colorful List Accent 2" w:semiHidden="0" w:uiPriority="72" w:unhideWhenUsed="0"/>
+    <w:lsdException w:name="Colorful Grid Accent 2" w:semiHidden="0" w:uiPriority="73" w:unhideWhenUsed="0"/>
+    <w:lsdException w:name="Light Shading Accent 3" w:semiHidden="0" w:uiPriority="60" w:unhideWhenUsed="0"/>
+    <w:lsdException w:name="Light List Accent 3" w:semiHidden="0" w:uiPriority="61" w:unhideWhenUsed="0"/>
+    <w:lsdException w:name="Light Grid Accent 3" w:semiHidden="0" w:uiPriority="62" w:unhideWhenUsed="0"/>
+    <w:lsdException w:name="Medium Shading 1 Accent 3" w:semiHidden="0" w:uiPriority="63" w:unhideWhenUsed="0"/>
+    <w:lsdException w:name="Medium Shading 2 Accent 3" w:semiHidden="0" w:uiPriority="64" w:unhideWhenUsed="0"/>
+    <w:lsdException w:name="Medium List 1 Accent 3" w:semiHidden="0" w:uiPriority="65" w:unhideWhenUsed="0"/>
+    <w:lsdException w:name="Medium List 2 Accent 3" w:semiHidden="0" w:uiPriority="66" w:unhideWhenUsed="0"/>
+    <w:lsdException w:name="Medium Grid 1 Accent 3" w:semiHidden="0" w:uiPriority="67" w:unhideWhenUsed="0"/>
+    <w:lsdException w:name="Medium Grid 2 Accent 3" w:semiHidden="0" w:uiPriority="68" w:unhideWhenUsed="0"/>
+    <w:lsdException w:name="Medium Grid 3 Accent 3" w:semiHidden="0" w:uiPriority="69" w:unhideWhenUsed="0"/>
+    <w:lsdException w:name="Dark List Accent 3" w:semiHidden="0" w:uiPriority="70" w:unhideWhenUsed="0"/>
+    <w:lsdException w:name="Colorful Shading Accent 3" w:semiHidden="0" w:uiPriority="71" w:unhideWhenUsed="0"/>
+    <w:lsdException w:name="Colorful List Accent 3" w:semiHidden="0" w:uiPriority="72" w:unhideWhenUsed="0"/>
+    <w:lsdException w:name="Colorful Grid Accent 3" w:semiHidden="0" w:uiPriority="73" w:unhideWhenUsed="0"/>
+    <w:lsdException w:name="Light Shading Accent 4" w:semiHidden="0" w:uiPriority="60" w:unhideWhenUsed="0"/>
+    <w:lsdException w:name="Light List Accent 4" w:semiHidden="0" w:uiPriority="61" w:unhideWhenUsed="0"/>
+    <w:lsdException w:name="Light Grid Accent 4" w:semiHidden="0" w:uiPriority="62" w:unhideWhenUsed="0"/>
+    <w:lsdException w:name="Medium Shading 1 Accent 4" w:semiHidden="0" w:uiPriority="63" w:unhideWhenUsed="0"/>
+    <w:lsdException w:name="Medium Shading 2 Accent 4" w:semiHidden="0" w:uiPriority="64" w:unhideWhenUsed="0"/>
+    <w:lsdException w:name="Medium List 1 Accent 4" w:semiHidden="0" w:uiPriority="65" w:unhideWhenUsed="0"/>
+    <w:lsdException w:name="Medium List 2 Accent 4" w:semiHidden="0" w:uiPriority="66" w:unhideWhenUsed="0"/>
+    <w:lsdException w:name="Medium Grid 1 Accent 4" w:semiHidden="0" w:uiPriority="67" w:unhideWhenUsed="0"/>
+    <w:lsdException w:name="Medium Grid 2 Accent 4" w:semiHidden="0" w:uiPriority="68" w:unhideWhenUsed="0"/>
+    <w:lsdException w:name="Medium Grid 3 Accent 4" w:semiHidden="0" w:uiPriority="69" w:unhideWhenUsed="0"/>
+    <w:lsdException w:name="Dark List Accent 4" w:semiHidden="0" w:uiPriority="70" w:unhideWhenUsed="0"/>
+    <w:lsdException w:name="Colorful Shading Accent 4" w:semiHidden="0" w:uiPriority="71" w:unhideWhenUsed="0"/>
+    <w:lsdException w:name="Colorful List Accent 4" w:semiHidden="0" w:uiPriority="72" w:unhideWhenUsed="0"/>
+    <w:lsdException w:name="Colorful Grid Accent 4" w:semiHidden="0" w:uiPriority="73" w:unhideWhenUsed="0"/>
+    <w:lsdException w:name="Light Shading Accent 5" w:semiHidden="0" w:uiPriority="60" w:unhideWhenUsed="0"/>
+    <w:lsdException w:name="Light List Accent 5" w:semiHidden="0" w:uiPriority="61" w:unhideWhenUsed="0"/>
+    <w:lsdException w:name="Light Grid Accent 5" w:semiHidden="0" w:uiPriority="62" w:unhideWhenUsed="0"/>
+    <w:lsdException w:name="Medium Shading 1 Accent 5" w:semiHidden="0" w:uiPriority="63" w:unhideWhenUsed="0"/>
+    <w:lsdException w:name="Medium Shading 2 Accent 5" w:semiHidden="0" w:uiPriority="64" w:unhideWhenUsed="0"/>
+    <w:lsdException w:name="Medium List 1 Accent 5" w:semiHidden="0" w:uiPriority="65" w:unhideWhenUsed="0"/>
+    <w:lsdException w:name="Medium List 2 Accent 5" w:semiHidden="0" w:uiPriority="66" w:unhideWhenUsed="0"/>
+    <w:lsdException w:name="Medium Grid 1 Accent 5" w:semiHidden="0" w:uiPriority="67" w:unhideWhenUsed="0"/>
+    <w:lsdException w:name="Medium Grid 2 Accent 5" w:semiHidden="0" w:uiPriority="68" w:unhideWhenUsed="0"/>
+    <w:lsdException w:name="Medium Grid 3 Accent 5" w:semiHidden="0" w:uiPriority="69" w:unhideWhenUsed="0"/>
+    <w:lsdException w:name="Dark List Accent 5" w:semiHidden="0" w:uiPriority="70" w:unhideWhenUsed="0"/>
+    <w:lsdException w:name="Colorful Shading Accent 5" w:semiHidden="0" w:uiPriority="71" w:unhideWhenUsed="0"/>
+    <w:lsdException w:name="Colorful List Accent 5" w:semiHidden="0" w:uiPriority="72" w:unhideWhenUsed="0"/>
+    <w:lsdException w:name="Colorful Grid Accent 5" w:semiHidden="0" w:uiPriority="73" w:unhideWhenUsed="0"/>
+    <w:lsdException w:name="Light Shading Accent 6" w:semiHidden="0" w:uiPriority="60" w:unhideWhenUsed="0"/>
+    <w:lsdException w:name="Light List Accent 6" w:semiHidden="0" w:uiPriority="61" w:unhideWhenUsed="0"/>
+    <w:lsdException w:name="Light Grid Accent 6" w:semiHidden="0" w:uiPriority="62" w:unhideWhenUsed="0"/>
+    <w:lsdException w:name="Medium Shading 1 Accent 6" w:semiHidden="0" w:uiPriority="63" w:unhideWhenUsed="0"/>
+    <w:lsdException w:name="Medium Shading 2 Accent 6" w:semiHidden="0" w:uiPriority="64" w:unhideWhenUsed="0"/>
+    <w:lsdException w:name="Medium List 1 Accent 6" w:semiHidden="0" w:uiPriority="65" w:unhideWhenUsed="0"/>
+    <w:lsdException w:name="Medium List 2 Accent 6" w:semiHidden="0" w:uiPriority="66" w:unhideWhenUsed="0"/>
+    <w:lsdException w:name="Medium Grid 1 Accent 6" w:semiHidden="0" w:uiPriority="67" w:unhideWhenUsed="0"/>
+    <w:lsdException w:name="Medium Grid 2 Accent 6" w:semiHidden="0" w:uiPriority="68" w:unhideWhenUsed="0"/>
+    <w:lsdException w:name="Medium Grid 3 Accent 6" w:semiHidden="0" w:uiPriority="69" w:unhideWhenUsed="0"/>
+    <w:lsdException w:name="Dark List Accent 6" w:semiHidden="0" w:uiPriority="70" w:unhideWhenUsed="0"/>
+    <w:lsdException w:name="Colorful Shading Accent 6" w:semiHidden="0" w:uiPriority="71" w:unhideWhenUsed="0"/>
+    <w:lsdException w:name="Colorful List Accent 6" w:semiHidden="0" w:uiPriority="72" w:unhideWhenUsed="0"/>
+    <w:lsdException w:name="Colorful Grid Accent 6" w:semiHidden="0" w:uiPriority="73" w:unhideWhenUsed="0"/>
+    <w:lsdException w:name="Subtle Emphasis" w:semiHidden="0" w:uiPriority="19" w:unhideWhenUsed="0" w:qFormat="1"/>
+    <w:lsdException w:name="Intense Emphasis" w:semiHidden="0" w:uiPriority="21" w:unhideWhenUsed="0" w:qFormat="1"/>
+    <w:lsdException w:name="Subtle Reference" w:semiHidden="0" w:uiPriority="31" w:unhideWhenUsed="0" w:qFormat="1"/>
+    <w:lsdException w:name="Intense Reference" w:semiHidden="0" w:uiPriority="32" w:unhideWhenUsed="0" w:qFormat="1"/>
+    <w:lsdException w:name="Book Title" w:semiHidden="0" w:uiPriority="33" w:unhideWhenUsed="0" w:qFormat="1"/>
+    <w:lsdException w:name="Bibliography" w:uiPriority="37"/>
+    <w:lsdException w:name="TOC Heading" w:uiPriority="39" w:qFormat="1"/>
   </w:latentStyles>
   <w:style w:type="paragraph" w:default="1" w:styleId="Normal">
     <w:name w:val="Normal"/>
@@ -3163,6 +2997,7 @@
   <w:style w:type="character" w:default="1" w:styleId="Fuentedeprrafopredeter">
     <w:name w:val="Default Paragraph Font"/>
     <w:uiPriority w:val="1"/>
+    <w:semiHidden/>
     <w:unhideWhenUsed/>
   </w:style>
   <w:style w:type="table" w:default="1" w:styleId="Tablanormal">
@@ -3170,6 +3005,7 @@
     <w:uiPriority w:val="99"/>
     <w:semiHidden/>
     <w:unhideWhenUsed/>
+    <w:qFormat/>
     <w:tblPr>
       <w:tblInd w:w="0" w:type="dxa"/>
       <w:tblCellMar>
@@ -3499,7 +3335,7 @@
       <w:u w:val="single"/>
     </w:rPr>
   </w:style>
-  <w:style w:type="character" w:styleId="Mencinsinresolver">
+  <w:style w:type="character" w:customStyle="1" w:styleId="UnresolvedMention">
     <w:name w:val="Unresolved Mention"/>
     <w:basedOn w:val="Fuentedeprrafopredeter"/>
     <w:uiPriority w:val="99"/>
@@ -3511,7 +3347,7 @@
       <w:shd w:val="clear" w:color="auto" w:fill="E1DFDD"/>
     </w:rPr>
   </w:style>
-  <w:style w:type="paragraph" w:styleId="Descripcin">
+  <w:style w:type="paragraph" w:styleId="Epgrafe">
     <w:name w:val="caption"/>
     <w:basedOn w:val="Normal"/>
     <w:next w:val="Normal"/>
@@ -3600,7 +3436,7 @@
       <w:szCs w:val="21"/>
     </w:rPr>
   </w:style>
-  <w:style w:type="paragraph" w:styleId="TtuloTDC">
+  <w:style w:type="paragraph" w:styleId="TtulodeTDC">
     <w:name w:val="TOC Heading"/>
     <w:basedOn w:val="Ttulo1"/>
     <w:next w:val="Normal"/>
@@ -3612,6 +3448,36 @@
     <w:pPr>
       <w:outlineLvl w:val="9"/>
     </w:pPr>
+  </w:style>
+  <w:style w:type="paragraph" w:styleId="Textodeglobo">
+    <w:name w:val="Balloon Text"/>
+    <w:basedOn w:val="Normal"/>
+    <w:link w:val="TextodegloboCar"/>
+    <w:uiPriority w:val="99"/>
+    <w:semiHidden/>
+    <w:unhideWhenUsed/>
+    <w:rsid w:val="00EE27B9"/>
+    <w:pPr>
+      <w:spacing w:after="0" w:line="240" w:lineRule="auto"/>
+    </w:pPr>
+    <w:rPr>
+      <w:rFonts w:ascii="Tahoma" w:hAnsi="Tahoma" w:cs="Tahoma"/>
+      <w:sz w:val="16"/>
+      <w:szCs w:val="16"/>
+    </w:rPr>
+  </w:style>
+  <w:style w:type="character" w:customStyle="1" w:styleId="TextodegloboCar">
+    <w:name w:val="Texto de globo Car"/>
+    <w:basedOn w:val="Fuentedeprrafopredeter"/>
+    <w:link w:val="Textodeglobo"/>
+    <w:uiPriority w:val="99"/>
+    <w:semiHidden/>
+    <w:rsid w:val="00EE27B9"/>
+    <w:rPr>
+      <w:rFonts w:ascii="Tahoma" w:hAnsi="Tahoma" w:cs="Tahoma"/>
+      <w:sz w:val="16"/>
+      <w:szCs w:val="16"/>
+    </w:rPr>
   </w:style>
 </w:styles>
 </file>
@@ -3659,7 +3525,7 @@
     </a:clrScheme>
     <a:fontScheme name="Office">
       <a:majorFont>
-        <a:latin typeface="Aptos Display" panose="02110004020202020204"/>
+        <a:latin typeface="Aptos Display"/>
         <a:ea typeface=""/>
         <a:cs typeface=""/>
         <a:font script="Jpan" typeface="游ゴシック Light"/>
@@ -3711,7 +3577,7 @@
         <a:font script="Tfng" typeface="Ebrima"/>
       </a:majorFont>
       <a:minorFont>
-        <a:latin typeface="Aptos" panose="02110004020202020204"/>
+        <a:latin typeface="Aptos"/>
         <a:ea typeface=""/>
         <a:cs typeface=""/>
         <a:font script="Jpan" typeface="游明朝"/>
@@ -3905,7 +3771,7 @@
   <a:extraClrSchemeLst/>
   <a:extLst>
     <a:ext uri="{05A4C25C-085E-4340-85A3-A5531E510DB2}">
-      <thm15:themeFamily xmlns:thm15="http://schemas.microsoft.com/office/thememl/2012/main" name="Office Theme" id="{2E142A2C-CD16-42D6-873A-C26D2A0506FA}" vid="{1BDDFF52-6CD6-40A5-AB3C-68EB2F1E4D0A}"/>
+      <thm15:themeFamily xmlns:thm15="http://schemas.microsoft.com/office/thememl/2012/main" xmlns="" name="Office Theme" id="{2E142A2C-CD16-42D6-873A-C26D2A0506FA}" vid="{1BDDFF52-6CD6-40A5-AB3C-68EB2F1E4D0A}"/>
     </a:ext>
   </a:extLst>
 </a:theme>
